--- a/docs/manual/BRIGHT-원장님-사용설명서.docx
+++ b/docs/manual/BRIGHT-원장님-사용설명서.docx
@@ -53,7 +53,7 @@
           <w:sz w:val="24"/>
           <w:szCs w:val="24"/>
         </w:rPr>
-        <w:t xml:space="preserve">학원 이름은 우리 학원 화면에서 정합니다</w:t>
+        <w:t xml:space="preserve">학원 이름·로고·색은 우리 학원 화면에서 정합니다</w:t>
       </w:r>
     </w:p>
     <w:p>
@@ -68,7 +68,7 @@
           <w:sz w:val="18"/>
           <w:szCs w:val="18"/>
         </w:rPr>
-        <w:t xml:space="preserve">2026년 9월 · 앱 주소: https://kiddongwook.github.io/bright-demo/pwa/</w:t>
+        <w:t xml:space="preserve">2026년 9월 5일 · 앱 주소: https://kiddongwook.github.io/bright-demo/pwa/</w:t>
       </w:r>
     </w:p>
     <w:p>
@@ -79,6 +79,7 @@
     <w:p>
       <w:pPr>
         <w:pStyle w:val="Heading1"/>
+        <w:keepNext/>
         <w:spacing w:after="160" w:before="360"/>
       </w:pPr>
       <w:r>
@@ -120,6 +121,7 @@
     <w:p>
       <w:pPr>
         <w:pStyle w:val="Heading1"/>
+        <w:keepNext/>
         <w:spacing w:after="160" w:before="360"/>
       </w:pPr>
       <w:r>
@@ -131,7 +133,7 @@
           <w:sz w:val="34"/>
           <w:szCs w:val="34"/>
         </w:rPr>
-        <w:t xml:space="preserve">1. 이 앱이 하는 일</w:t>
+        <w:t xml:space="preserve">1. BRIGHT 소개</w:t>
       </w:r>
     </w:p>
     <w:p>
@@ -145,7 +147,7 @@
           <w:sz w:val="22"/>
           <w:szCs w:val="22"/>
         </w:rPr>
-        <w:t xml:space="preserve">출결·공지·문의·수강료를 폰 하나로 봅니다. 원장님이 출석을 누르면 학부모에게 알림이 가고, 공지를 올리면 반 학부모·학생에게 알림이 갑니다. 학부모는 문의를 보내고, 원장님은 앱에서 답합니다.</w:t>
+        <w:t xml:space="preserve">BRIGHT는 학원용 앱입니다. 출결·공지·문의·수강료를 폰 하나로 봅니다. 원장님이 출석을 누르면 학부모에게 알림이 가고, 공지를 올리면 반 학부모·학생에게 알림이 갑니다. 학부모는 문의를 보내고, 원장님은 앱에서 답합니다.</w:t>
       </w:r>
     </w:p>
     <w:tbl>
@@ -165,6 +167,9 @@
         <w:gridCol w:w="7560"/>
       </w:tblGrid>
       <w:tr>
+        <w:trPr>
+          <w:cantSplit/>
+        </w:trPr>
         <w:tc>
           <w:tcPr>
             <w:tcW w:type="dxa" w:w="1800"/>
@@ -217,6 +222,9 @@
         </w:tc>
       </w:tr>
       <w:tr>
+        <w:trPr>
+          <w:cantSplit/>
+        </w:trPr>
         <w:tc>
           <w:tcPr>
             <w:tcW w:type="dxa" w:w="1800"/>
@@ -267,6 +275,9 @@
         </w:tc>
       </w:tr>
       <w:tr>
+        <w:trPr>
+          <w:cantSplit/>
+        </w:trPr>
         <w:tc>
           <w:tcPr>
             <w:tcW w:type="dxa" w:w="1800"/>
@@ -317,6 +328,9 @@
         </w:tc>
       </w:tr>
       <w:tr>
+        <w:trPr>
+          <w:cantSplit/>
+        </w:trPr>
         <w:tc>
           <w:tcPr>
             <w:tcW w:type="dxa" w:w="1800"/>
@@ -367,6 +381,9 @@
         </w:tc>
       </w:tr>
       <w:tr>
+        <w:trPr>
+          <w:cantSplit/>
+        </w:trPr>
         <w:tc>
           <w:tcPr>
             <w:tcW w:type="dxa" w:w="1800"/>
@@ -419,6 +436,7 @@
     </w:tbl>
     <w:p>
       <w:pPr>
+        <w:keepLines/>
         <w:shd w:fill="F5F6FA" w:color="auto" w:val="clear"/>
         <w:spacing w:after="160" w:before="80" w:line="300"/>
         <w:ind w:left="200" w:right="200"/>
@@ -441,19 +459,48 @@
           <w:sz w:val="22"/>
           <w:szCs w:val="22"/>
         </w:rPr>
-        <w:t xml:space="preserve">설치는 필요 없지만, 홈 화면에 추가하면 앱처럼 열리고 알림을 받을 수 있어요. 더보기 → "홈 화면에 추가"에 안내가 있습니다.</w:t>
-      </w:r>
-    </w:p>
-    <w:p>
-      <w:pPr>
-        <w:pStyle w:val="Heading1"/>
-        <w:spacing w:after="160" w:before="360"/>
+        <w:t xml:space="preserve">이 설명서의 화면은 예시 학원 「영어의 집」으로 찍은 것입니다. 실제 앱에는 원장님 학원의 이름·로고·강조색이 보입니다. 아직 아무것도 정하지 않았으면 BRIGHT 로고가 보입니다.</w:t>
+      </w:r>
+    </w:p>
+    <w:p>
+      <w:pPr>
+        <w:keepLines/>
+        <w:shd w:fill="F5F6FA" w:color="auto" w:val="clear"/>
+        <w:spacing w:after="160" w:before="80" w:line="300"/>
+        <w:ind w:left="200" w:right="200"/>
       </w:pPr>
       <w:r>
         <w:rPr>
           <w:rFonts w:ascii="Malgun Gothic" w:cs="Malgun Gothic" w:eastAsia="Malgun Gothic" w:hAnsi="Malgun Gothic"/>
           <w:b/>
           <w:bCs/>
+          <w:color w:val="2F5BEA"/>
+          <w:sz w:val="22"/>
+          <w:szCs w:val="22"/>
+        </w:rPr>
+        <w:t xml:space="preserve">TIP  </w:t>
+      </w:r>
+      <w:r>
+        <w:rPr>
+          <w:rFonts w:ascii="Malgun Gothic" w:cs="Malgun Gothic" w:eastAsia="Malgun Gothic" w:hAnsi="Malgun Gothic"/>
+          <w:color w:val="6F7480"/>
+          <w:sz w:val="22"/>
+          <w:szCs w:val="22"/>
+        </w:rPr>
+        <w:t xml:space="preserve">설치는 필요 없지만, 홈 화면에 추가하면 앱처럼 열리고 알림을 받을 수 있어요. 더보기 → "홈 화면에 추가"에 안내가 있습니다.</w:t>
+      </w:r>
+    </w:p>
+    <w:p>
+      <w:pPr>
+        <w:pStyle w:val="Heading1"/>
+        <w:keepNext/>
+        <w:spacing w:after="160" w:before="360"/>
+      </w:pPr>
+      <w:r>
+        <w:rPr>
+          <w:rFonts w:ascii="Malgun Gothic" w:cs="Malgun Gothic" w:eastAsia="Malgun Gothic" w:hAnsi="Malgun Gothic"/>
+          <w:b/>
+          <w:bCs/>
           <w:color w:val="111318"/>
           <w:sz w:val="34"/>
           <w:szCs w:val="34"/>
@@ -464,6 +511,7 @@
     <w:p>
       <w:pPr>
         <w:pStyle w:val="Heading2"/>
+        <w:keepNext/>
         <w:spacing w:after="100" w:before="240"/>
       </w:pPr>
       <w:r>
@@ -494,7 +542,7 @@
           <w:sz w:val="22"/>
           <w:szCs w:val="22"/>
         </w:rPr>
-        <w:t xml:space="preserve">운영자가 보낸 초대 링크를 카톡에서 누릅니다. 바로 원장님 화면이 열립니다.</w:t>
+        <w:t xml:space="preserve">BRIGHT 운영자가 보낸 초대 링크를 카톡에서 누릅니다. 링크는 7일 안에 한 번 쓸 수 있어요.</w:t>
       </w:r>
     </w:p>
     <w:p>
@@ -513,7 +561,7 @@
           <w:sz w:val="22"/>
           <w:szCs w:val="22"/>
         </w:rPr>
-        <w:t xml:space="preserve">아이폰이면 사파리 공유 버튼 → "홈 화면에 추가". 안드로이드는 크롬 메뉴 ⋮ → "홈 화면에 추가".</w:t>
+        <w:t xml:space="preserve">처음 한 번은 "시작하기 전에" 화면이 뜹니다. 이용약관과 개인정보 처리방침 두 상자에 체크하고 "동의하고 시작"을 누릅니다. "보기"를 누르면 원문이 새 탭에서 열립니다. 14세 미만 학생의 개인정보는 학부모(법정대리인) 동의로 처리됩니다.</w:t>
       </w:r>
     </w:p>
     <w:p>
@@ -532,162 +580,31 @@
           <w:sz w:val="22"/>
           <w:szCs w:val="22"/>
         </w:rPr>
-        <w:t xml:space="preserve">한 번 들어오면 같은 폰에서는 다시 로그인하지 않아도 됩니다.</w:t>
-      </w:r>
-    </w:p>
-    <w:p>
-      <w:pPr>
-        <w:pStyle w:val="Heading2"/>
-        <w:spacing w:after="100" w:before="240"/>
-      </w:pPr>
-      <w:r>
-        <w:rPr>
-          <w:rFonts w:ascii="Malgun Gothic" w:cs="Malgun Gothic" w:eastAsia="Malgun Gothic" w:hAnsi="Malgun Gothic"/>
-          <w:b/>
-          <w:bCs/>
-          <w:color w:val="2F5BEA"/>
-          <w:sz w:val="26"/>
-          <w:szCs w:val="26"/>
-        </w:rPr>
-        <w:t xml:space="preserve">2-2. 첫걸음 네 가지</w:t>
-      </w:r>
-    </w:p>
-    <w:p>
-      <w:pPr>
-        <w:spacing w:after="120" w:line="320"/>
-      </w:pPr>
-      <w:r>
-        <w:rPr>
-          <w:rFonts w:ascii="Malgun Gothic" w:cs="Malgun Gothic" w:eastAsia="Malgun Gothic" w:hAnsi="Malgun Gothic"/>
-          <w:color w:val="111318"/>
-          <w:sz w:val="22"/>
-          <w:szCs w:val="22"/>
-        </w:rPr>
-        <w:t xml:space="preserve">학원을 막 열면 홈에 "시작하기" 카드가 뜹니다. 순서대로 누르면 됩니다.</w:t>
-      </w:r>
-    </w:p>
-    <w:p>
-      <w:pPr>
-        <w:pStyle w:val="ListParagraph"/>
-        <w:numPr>
-          <w:ilvl w:val="0"/>
-          <w:numId w:val="3"/>
-        </w:numPr>
-        <w:spacing w:after="60" w:line="300"/>
-      </w:pPr>
-      <w:r>
-        <w:rPr>
-          <w:rFonts w:ascii="Malgun Gothic" w:cs="Malgun Gothic" w:eastAsia="Malgun Gothic" w:hAnsi="Malgun Gothic"/>
-          <w:b/>
-          <w:bCs/>
-          <w:color w:val="111318"/>
-          <w:sz w:val="22"/>
-          <w:szCs w:val="22"/>
-        </w:rPr>
-        <w:t xml:space="preserve">반 만들기</w:t>
-      </w:r>
-      <w:r>
-        <w:rPr>
-          <w:rFonts w:ascii="Malgun Gothic" w:cs="Malgun Gothic" w:eastAsia="Malgun Gothic" w:hAnsi="Malgun Gothic"/>
-          <w:color w:val="111318"/>
-          <w:sz w:val="22"/>
-          <w:szCs w:val="22"/>
-        </w:rPr>
-        <w:t xml:space="preserve"> — 더보기 → 반·시간표 → 반 추가. 반 이름, 요일, 시작·끝 시간을 고릅니다.</w:t>
-      </w:r>
-    </w:p>
-    <w:p>
-      <w:pPr>
-        <w:pStyle w:val="ListParagraph"/>
-        <w:numPr>
-          <w:ilvl w:val="0"/>
-          <w:numId w:val="3"/>
-        </w:numPr>
-        <w:spacing w:after="60" w:line="300"/>
-      </w:pPr>
-      <w:r>
-        <w:rPr>
-          <w:rFonts w:ascii="Malgun Gothic" w:cs="Malgun Gothic" w:eastAsia="Malgun Gothic" w:hAnsi="Malgun Gothic"/>
-          <w:b/>
-          <w:bCs/>
-          <w:color w:val="111318"/>
-          <w:sz w:val="22"/>
-          <w:szCs w:val="22"/>
-        </w:rPr>
-        <w:t xml:space="preserve">학생·학부모 넣기</w:t>
-      </w:r>
-      <w:r>
-        <w:rPr>
-          <w:rFonts w:ascii="Malgun Gothic" w:cs="Malgun Gothic" w:eastAsia="Malgun Gothic" w:hAnsi="Malgun Gothic"/>
-          <w:color w:val="111318"/>
-          <w:sz w:val="22"/>
-          <w:szCs w:val="22"/>
-        </w:rPr>
-        <w:t xml:space="preserve"> — 더보기 → 명부 → 학생 추가. 이름, 반, 학생 번호, 학부모 번호. 여럿이면 CSV로 한 번에 올려도 됩니다.</w:t>
-      </w:r>
-    </w:p>
-    <w:p>
-      <w:pPr>
-        <w:pStyle w:val="ListParagraph"/>
-        <w:numPr>
-          <w:ilvl w:val="0"/>
-          <w:numId w:val="3"/>
-        </w:numPr>
-        <w:spacing w:after="60" w:line="300"/>
-      </w:pPr>
-      <w:r>
-        <w:rPr>
-          <w:rFonts w:ascii="Malgun Gothic" w:cs="Malgun Gothic" w:eastAsia="Malgun Gothic" w:hAnsi="Malgun Gothic"/>
-          <w:b/>
-          <w:bCs/>
-          <w:color w:val="111318"/>
-          <w:sz w:val="22"/>
-          <w:szCs w:val="22"/>
-        </w:rPr>
-        <w:t xml:space="preserve">초대 링크 보내기</w:t>
-      </w:r>
-      <w:r>
-        <w:rPr>
-          <w:rFonts w:ascii="Malgun Gothic" w:cs="Malgun Gothic" w:eastAsia="Malgun Gothic" w:hAnsi="Malgun Gothic"/>
-          <w:color w:val="111318"/>
-          <w:sz w:val="22"/>
-          <w:szCs w:val="22"/>
-        </w:rPr>
-        <w:t xml:space="preserve"> — 명부의 "아직 앱에 안 들어온 N명"에서 사람마다 "초대 링크 복사" → 카톡으로 보냅니다. 링크는 7일 안에 한 번 쓸 수 있어요.</w:t>
-      </w:r>
-    </w:p>
-    <w:p>
-      <w:pPr>
-        <w:pStyle w:val="ListParagraph"/>
-        <w:numPr>
-          <w:ilvl w:val="0"/>
-          <w:numId w:val="3"/>
-        </w:numPr>
-        <w:spacing w:after="60" w:line="300"/>
-      </w:pPr>
-      <w:r>
-        <w:rPr>
-          <w:rFonts w:ascii="Malgun Gothic" w:cs="Malgun Gothic" w:eastAsia="Malgun Gothic" w:hAnsi="Malgun Gothic"/>
-          <w:b/>
-          <w:bCs/>
-          <w:color w:val="111318"/>
-          <w:sz w:val="22"/>
-          <w:szCs w:val="22"/>
-        </w:rPr>
-        <w:t xml:space="preserve">첫 공지 올리기</w:t>
-      </w:r>
-      <w:r>
-        <w:rPr>
-          <w:rFonts w:ascii="Malgun Gothic" w:cs="Malgun Gothic" w:eastAsia="Malgun Gothic" w:hAnsi="Malgun Gothic"/>
-          <w:color w:val="111318"/>
-          <w:sz w:val="22"/>
-          <w:szCs w:val="22"/>
-        </w:rPr>
-        <w:t xml:space="preserve"> — 공지 탭 → 공지 쓰기.</w:t>
-      </w:r>
-    </w:p>
-    <w:p>
-      <w:pPr>
+        <w:t xml:space="preserve">바로 원장님 화면이 열립니다. 아이폰이면 사파리 공유 버튼 → "홈 화면에 추가". 안드로이드는 크롬 메뉴 ⋮ → "홈 화면에 추가".</w:t>
+      </w:r>
+    </w:p>
+    <w:p>
+      <w:pPr>
+        <w:pStyle w:val="ListParagraph"/>
+        <w:numPr>
+          <w:ilvl w:val="0"/>
+          <w:numId w:val="2"/>
+        </w:numPr>
+        <w:spacing w:after="60" w:line="300"/>
+      </w:pPr>
+      <w:r>
+        <w:rPr>
+          <w:rFonts w:ascii="Malgun Gothic" w:cs="Malgun Gothic" w:eastAsia="Malgun Gothic" w:hAnsi="Malgun Gothic"/>
+          <w:color w:val="111318"/>
+          <w:sz w:val="22"/>
+          <w:szCs w:val="22"/>
+        </w:rPr>
+        <w:t xml:space="preserve">한 번 들어오면 같은 폰에서는 다시 로그인하지 않아도 됩니다. 문서가 바뀌면 동의를 한 번 더 묻습니다.</w:t>
+      </w:r>
+    </w:p>
+    <w:p>
+      <w:pPr>
+        <w:keepNext/>
         <w:spacing w:after="40" w:before="80"/>
         <w:jc w:val="center"/>
       </w:pPr>
@@ -744,12 +661,227 @@
           <w:sz w:val="18"/>
           <w:szCs w:val="18"/>
         </w:rPr>
+        <w:t xml:space="preserve">시작하기 전에 — 약관·개인정보 동의. 나중에는 더보기 → 앱 정보·진단 → 약관·개인정보에서 다시 읽을 수 있어요</w:t>
+      </w:r>
+    </w:p>
+    <w:p>
+      <w:pPr>
+        <w:pStyle w:val="Heading2"/>
+        <w:keepNext/>
+        <w:spacing w:after="100" w:before="240"/>
+      </w:pPr>
+      <w:r>
+        <w:rPr>
+          <w:rFonts w:ascii="Malgun Gothic" w:cs="Malgun Gothic" w:eastAsia="Malgun Gothic" w:hAnsi="Malgun Gothic"/>
+          <w:b/>
+          <w:bCs/>
+          <w:color w:val="2F5BEA"/>
+          <w:sz w:val="26"/>
+          <w:szCs w:val="26"/>
+        </w:rPr>
+        <w:t xml:space="preserve">2-2. 첫걸음 네 가지</w:t>
+      </w:r>
+    </w:p>
+    <w:p>
+      <w:pPr>
+        <w:spacing w:after="120" w:line="320"/>
+      </w:pPr>
+      <w:r>
+        <w:rPr>
+          <w:rFonts w:ascii="Malgun Gothic" w:cs="Malgun Gothic" w:eastAsia="Malgun Gothic" w:hAnsi="Malgun Gothic"/>
+          <w:color w:val="111318"/>
+          <w:sz w:val="22"/>
+          <w:szCs w:val="22"/>
+        </w:rPr>
+        <w:t xml:space="preserve">학원을 막 열면 홈에 "시작하기" 카드가 뜹니다. 순서대로 누르면 됩니다.</w:t>
+      </w:r>
+    </w:p>
+    <w:p>
+      <w:pPr>
+        <w:pStyle w:val="ListParagraph"/>
+        <w:numPr>
+          <w:ilvl w:val="0"/>
+          <w:numId w:val="3"/>
+        </w:numPr>
+        <w:spacing w:after="60" w:line="300"/>
+      </w:pPr>
+      <w:r>
+        <w:rPr>
+          <w:rFonts w:ascii="Malgun Gothic" w:cs="Malgun Gothic" w:eastAsia="Malgun Gothic" w:hAnsi="Malgun Gothic"/>
+          <w:b/>
+          <w:bCs/>
+          <w:color w:val="111318"/>
+          <w:sz w:val="22"/>
+          <w:szCs w:val="22"/>
+        </w:rPr>
+        <w:t xml:space="preserve">반 만들기</w:t>
+      </w:r>
+      <w:r>
+        <w:rPr>
+          <w:rFonts w:ascii="Malgun Gothic" w:cs="Malgun Gothic" w:eastAsia="Malgun Gothic" w:hAnsi="Malgun Gothic"/>
+          <w:color w:val="111318"/>
+          <w:sz w:val="22"/>
+          <w:szCs w:val="22"/>
+        </w:rPr>
+        <w:t xml:space="preserve"> — 더보기 → 반·시간표 → 반 추가. 반 이름, 요일, 시작·끝 시간을 고릅니다.</w:t>
+      </w:r>
+    </w:p>
+    <w:p>
+      <w:pPr>
+        <w:pStyle w:val="ListParagraph"/>
+        <w:numPr>
+          <w:ilvl w:val="0"/>
+          <w:numId w:val="3"/>
+        </w:numPr>
+        <w:spacing w:after="60" w:line="300"/>
+      </w:pPr>
+      <w:r>
+        <w:rPr>
+          <w:rFonts w:ascii="Malgun Gothic" w:cs="Malgun Gothic" w:eastAsia="Malgun Gothic" w:hAnsi="Malgun Gothic"/>
+          <w:b/>
+          <w:bCs/>
+          <w:color w:val="111318"/>
+          <w:sz w:val="22"/>
+          <w:szCs w:val="22"/>
+        </w:rPr>
+        <w:t xml:space="preserve">학생·학부모 넣기</w:t>
+      </w:r>
+      <w:r>
+        <w:rPr>
+          <w:rFonts w:ascii="Malgun Gothic" w:cs="Malgun Gothic" w:eastAsia="Malgun Gothic" w:hAnsi="Malgun Gothic"/>
+          <w:color w:val="111318"/>
+          <w:sz w:val="22"/>
+          <w:szCs w:val="22"/>
+        </w:rPr>
+        <w:t xml:space="preserve"> — 더보기 → 명부 → 학생 추가. 이름, 반, 학생 번호, 학부모 번호. 여럿이면 CSV로 한 번에 올려도 됩니다.</w:t>
+      </w:r>
+    </w:p>
+    <w:p>
+      <w:pPr>
+        <w:pStyle w:val="ListParagraph"/>
+        <w:numPr>
+          <w:ilvl w:val="0"/>
+          <w:numId w:val="3"/>
+        </w:numPr>
+        <w:spacing w:after="60" w:line="300"/>
+      </w:pPr>
+      <w:r>
+        <w:rPr>
+          <w:rFonts w:ascii="Malgun Gothic" w:cs="Malgun Gothic" w:eastAsia="Malgun Gothic" w:hAnsi="Malgun Gothic"/>
+          <w:b/>
+          <w:bCs/>
+          <w:color w:val="111318"/>
+          <w:sz w:val="22"/>
+          <w:szCs w:val="22"/>
+        </w:rPr>
+        <w:t xml:space="preserve">초대 링크 보내기</w:t>
+      </w:r>
+      <w:r>
+        <w:rPr>
+          <w:rFonts w:ascii="Malgun Gothic" w:cs="Malgun Gothic" w:eastAsia="Malgun Gothic" w:hAnsi="Malgun Gothic"/>
+          <w:color w:val="111318"/>
+          <w:sz w:val="22"/>
+          <w:szCs w:val="22"/>
+        </w:rPr>
+        <w:t xml:space="preserve"> — 명부의 "아직 앱에 안 들어온 N명"에서 사람마다 "초대 링크 복사" → 카톡으로 보냅니다. 링크는 7일 안에 한 번 쓸 수 있어요.</w:t>
+      </w:r>
+    </w:p>
+    <w:p>
+      <w:pPr>
+        <w:pStyle w:val="ListParagraph"/>
+        <w:numPr>
+          <w:ilvl w:val="0"/>
+          <w:numId w:val="3"/>
+        </w:numPr>
+        <w:spacing w:after="60" w:line="300"/>
+      </w:pPr>
+      <w:r>
+        <w:rPr>
+          <w:rFonts w:ascii="Malgun Gothic" w:cs="Malgun Gothic" w:eastAsia="Malgun Gothic" w:hAnsi="Malgun Gothic"/>
+          <w:b/>
+          <w:bCs/>
+          <w:color w:val="111318"/>
+          <w:sz w:val="22"/>
+          <w:szCs w:val="22"/>
+        </w:rPr>
+        <w:t xml:space="preserve">첫 공지 올리기</w:t>
+      </w:r>
+      <w:r>
+        <w:rPr>
+          <w:rFonts w:ascii="Malgun Gothic" w:cs="Malgun Gothic" w:eastAsia="Malgun Gothic" w:hAnsi="Malgun Gothic"/>
+          <w:color w:val="111318"/>
+          <w:sz w:val="22"/>
+          <w:szCs w:val="22"/>
+        </w:rPr>
+        <w:t xml:space="preserve"> — 공지 탭 → 공지 쓰기.</w:t>
+      </w:r>
+    </w:p>
+    <w:p>
+      <w:pPr>
+        <w:keepNext/>
+        <w:spacing w:after="40" w:before="80"/>
+        <w:jc w:val="center"/>
+      </w:pPr>
+      <w:r>
+        <w:drawing>
+          <wp:inline distT="0" distB="0" distL="0" distR="0">
+            <wp:extent cx="1828800" cy="3962400"/>
+            <wp:effectExtent t="0" r="0" b="0" l="0"/>
+            <wp:docPr id="1" name="" descr="" title=""/>
+            <wp:cNvGraphicFramePr>
+              <a:graphicFrameLocks xmlns:a="http://schemas.openxmlformats.org/drawingml/2006/main" noChangeAspect="1"/>
+            </wp:cNvGraphicFramePr>
+            <a:graphic xmlns:a="http://schemas.openxmlformats.org/drawingml/2006/main">
+              <a:graphicData uri="http://schemas.openxmlformats.org/drawingml/2006/picture">
+                <pic:pic xmlns:pic="http://schemas.openxmlformats.org/drawingml/2006/picture">
+                  <pic:nvPicPr>
+                    <pic:cNvPr id="0" name="" descr=""/>
+                    <pic:cNvPicPr>
+                      <a:picLocks noChangeAspect="1" noChangeArrowheads="1"/>
+                    </pic:cNvPicPr>
+                  </pic:nvPicPr>
+                  <pic:blipFill>
+                    <a:blip r:embed="rId8" cstate="none"/>
+                    <a:srcRect/>
+                    <a:stretch>
+                      <a:fillRect/>
+                    </a:stretch>
+                  </pic:blipFill>
+                  <pic:spPr bwMode="auto">
+                    <a:xfrm>
+                      <a:off x="0" y="0"/>
+                      <a:ext cx="1828800" cy="3962400"/>
+                    </a:xfrm>
+                    <a:prstGeom prst="rect">
+                      <a:avLst/>
+                    </a:prstGeom>
+                  </pic:spPr>
+                </pic:pic>
+              </a:graphicData>
+            </a:graphic>
+          </wp:inline>
+        </w:drawing>
+      </w:r>
+    </w:p>
+    <w:p>
+      <w:pPr>
+        <w:spacing w:after="200" w:line="320"/>
+        <w:jc w:val="center"/>
+      </w:pPr>
+      <w:r>
+        <w:rPr>
+          <w:rFonts w:ascii="Malgun Gothic" w:cs="Malgun Gothic" w:eastAsia="Malgun Gothic" w:hAnsi="Malgun Gothic"/>
+          <w:color w:val="6F7480"/>
+          <w:sz w:val="18"/>
+          <w:szCs w:val="18"/>
+        </w:rPr>
         <w:t xml:space="preserve">명부 — 반별 학생, 편집, 초대 링크</w:t>
       </w:r>
     </w:p>
     <w:p>
       <w:pPr>
         <w:pStyle w:val="Heading1"/>
+        <w:keepNext/>
         <w:spacing w:after="160" w:before="360"/>
       </w:pPr>
       <w:r>
@@ -871,6 +1003,9 @@
         <w:gridCol w:w="4680"/>
       </w:tblGrid>
       <w:tr>
+        <w:trPr>
+          <w:cantSplit/>
+        </w:trPr>
         <w:tc>
           <w:tcPr>
             <w:tcW w:type="dxa" w:w="4680"/>
@@ -883,78 +1018,7 @@
           </w:tcPr>
           <w:p>
             <w:pPr>
-              <w:spacing w:after="40" w:before="80"/>
-              <w:jc w:val="center"/>
-            </w:pPr>
-            <w:r>
-              <w:drawing>
-                <wp:inline distT="0" distB="0" distL="0" distR="0">
-                  <wp:extent cx="1828800" cy="3962400"/>
-                  <wp:effectExtent t="0" r="0" b="0" l="0"/>
-                  <wp:docPr id="1" name="" descr="" title=""/>
-                  <wp:cNvGraphicFramePr>
-                    <a:graphicFrameLocks xmlns:a="http://schemas.openxmlformats.org/drawingml/2006/main" noChangeAspect="1"/>
-                  </wp:cNvGraphicFramePr>
-                  <a:graphic xmlns:a="http://schemas.openxmlformats.org/drawingml/2006/main">
-                    <a:graphicData uri="http://schemas.openxmlformats.org/drawingml/2006/picture">
-                      <pic:pic xmlns:pic="http://schemas.openxmlformats.org/drawingml/2006/picture">
-                        <pic:nvPicPr>
-                          <pic:cNvPr id="0" name="" descr=""/>
-                          <pic:cNvPicPr>
-                            <a:picLocks noChangeAspect="1" noChangeArrowheads="1"/>
-                          </pic:cNvPicPr>
-                        </pic:nvPicPr>
-                        <pic:blipFill>
-                          <a:blip r:embed="rId8" cstate="none"/>
-                          <a:srcRect/>
-                          <a:stretch>
-                            <a:fillRect/>
-                          </a:stretch>
-                        </pic:blipFill>
-                        <pic:spPr bwMode="auto">
-                          <a:xfrm>
-                            <a:off x="0" y="0"/>
-                            <a:ext cx="1828800" cy="3962400"/>
-                          </a:xfrm>
-                          <a:prstGeom prst="rect">
-                            <a:avLst/>
-                          </a:prstGeom>
-                        </pic:spPr>
-                      </pic:pic>
-                    </a:graphicData>
-                  </a:graphic>
-                </wp:inline>
-              </w:drawing>
-            </w:r>
-          </w:p>
-          <w:p>
-            <w:pPr>
-              <w:spacing w:after="200" w:line="320"/>
-              <w:jc w:val="center"/>
-            </w:pPr>
-            <w:r>
-              <w:rPr>
-                <w:rFonts w:ascii="Malgun Gothic" w:cs="Malgun Gothic" w:eastAsia="Malgun Gothic" w:hAnsi="Malgun Gothic"/>
-                <w:color w:val="6F7480"/>
-                <w:sz w:val="18"/>
-                <w:szCs w:val="18"/>
-              </w:rPr>
-              <w:t xml:space="preserve">홈 — 타일을 누르면 저장 단추가 올라옵니다</w:t>
-            </w:r>
-          </w:p>
-        </w:tc>
-        <w:tc>
-          <w:tcPr>
-            <w:tcW w:type="dxa" w:w="4680"/>
-            <w:tcBorders>
-              <w:top w:val="none" w:color="FFFFFF" w:sz="0"/>
-              <w:left w:val="none" w:color="FFFFFF" w:sz="0"/>
-              <w:bottom w:val="none" w:color="FFFFFF" w:sz="0"/>
-              <w:right w:val="none" w:color="FFFFFF" w:sz="0"/>
-            </w:tcBorders>
-          </w:tcPr>
-          <w:p>
-            <w:pPr>
+              <w:keepNext w:val="false"/>
               <w:spacing w:after="40" w:before="80"/>
               <w:jc w:val="center"/>
             </w:pPr>
@@ -1011,6 +1075,79 @@
                 <w:sz w:val="18"/>
                 <w:szCs w:val="18"/>
               </w:rPr>
+              <w:t xml:space="preserve">홈 — 타일을 누르면 저장 단추가 올라옵니다</w:t>
+            </w:r>
+          </w:p>
+        </w:tc>
+        <w:tc>
+          <w:tcPr>
+            <w:tcW w:type="dxa" w:w="4680"/>
+            <w:tcBorders>
+              <w:top w:val="none" w:color="FFFFFF" w:sz="0"/>
+              <w:left w:val="none" w:color="FFFFFF" w:sz="0"/>
+              <w:bottom w:val="none" w:color="FFFFFF" w:sz="0"/>
+              <w:right w:val="none" w:color="FFFFFF" w:sz="0"/>
+            </w:tcBorders>
+          </w:tcPr>
+          <w:p>
+            <w:pPr>
+              <w:keepNext w:val="false"/>
+              <w:spacing w:after="40" w:before="80"/>
+              <w:jc w:val="center"/>
+            </w:pPr>
+            <w:r>
+              <w:drawing>
+                <wp:inline distT="0" distB="0" distL="0" distR="0">
+                  <wp:extent cx="1828800" cy="3962400"/>
+                  <wp:effectExtent t="0" r="0" b="0" l="0"/>
+                  <wp:docPr id="1" name="" descr="" title=""/>
+                  <wp:cNvGraphicFramePr>
+                    <a:graphicFrameLocks xmlns:a="http://schemas.openxmlformats.org/drawingml/2006/main" noChangeAspect="1"/>
+                  </wp:cNvGraphicFramePr>
+                  <a:graphic xmlns:a="http://schemas.openxmlformats.org/drawingml/2006/main">
+                    <a:graphicData uri="http://schemas.openxmlformats.org/drawingml/2006/picture">
+                      <pic:pic xmlns:pic="http://schemas.openxmlformats.org/drawingml/2006/picture">
+                        <pic:nvPicPr>
+                          <pic:cNvPr id="0" name="" descr=""/>
+                          <pic:cNvPicPr>
+                            <a:picLocks noChangeAspect="1" noChangeArrowheads="1"/>
+                          </pic:cNvPicPr>
+                        </pic:nvPicPr>
+                        <pic:blipFill>
+                          <a:blip r:embed="rId10" cstate="none"/>
+                          <a:srcRect/>
+                          <a:stretch>
+                            <a:fillRect/>
+                          </a:stretch>
+                        </pic:blipFill>
+                        <pic:spPr bwMode="auto">
+                          <a:xfrm>
+                            <a:off x="0" y="0"/>
+                            <a:ext cx="1828800" cy="3962400"/>
+                          </a:xfrm>
+                          <a:prstGeom prst="rect">
+                            <a:avLst/>
+                          </a:prstGeom>
+                        </pic:spPr>
+                      </pic:pic>
+                    </a:graphicData>
+                  </a:graphic>
+                </wp:inline>
+              </w:drawing>
+            </w:r>
+          </w:p>
+          <w:p>
+            <w:pPr>
+              <w:spacing w:after="200" w:line="320"/>
+              <w:jc w:val="center"/>
+            </w:pPr>
+            <w:r>
+              <w:rPr>
+                <w:rFonts w:ascii="Malgun Gothic" w:cs="Malgun Gothic" w:eastAsia="Malgun Gothic" w:hAnsi="Malgun Gothic"/>
+                <w:color w:val="6F7480"/>
+                <w:sz w:val="18"/>
+                <w:szCs w:val="18"/>
+              </w:rPr>
               <w:t xml:space="preserve">길게 누르면 사유 칩</w:t>
             </w:r>
           </w:p>
@@ -1020,6 +1157,7 @@
     <w:p>
       <w:pPr>
         <w:pStyle w:val="Heading2"/>
+        <w:keepNext/>
         <w:spacing w:after="100" w:before="240"/>
       </w:pPr>
       <w:r>
@@ -1050,6 +1188,7 @@
     </w:p>
     <w:p>
       <w:pPr>
+        <w:keepNext/>
         <w:spacing w:after="40" w:before="80"/>
         <w:jc w:val="center"/>
       </w:pPr>
@@ -1072,7 +1211,7 @@
                     </pic:cNvPicPr>
                   </pic:nvPicPr>
                   <pic:blipFill>
-                    <a:blip r:embed="rId10" cstate="none"/>
+                    <a:blip r:embed="rId11" cstate="none"/>
                     <a:srcRect/>
                     <a:stretch>
                       <a:fillRect/>
@@ -1112,6 +1251,7 @@
     <w:p>
       <w:pPr>
         <w:pStyle w:val="Heading2"/>
+        <w:keepNext/>
         <w:spacing w:after="100" w:before="240"/>
       </w:pPr>
       <w:r>
@@ -1143,6 +1283,7 @@
     <w:p>
       <w:pPr>
         <w:pStyle w:val="Heading1"/>
+        <w:keepNext/>
         <w:spacing w:after="160" w:before="360"/>
       </w:pPr>
       <w:r>
@@ -1211,7 +1352,7 @@
           <w:sz w:val="22"/>
           <w:szCs w:val="22"/>
         </w:rPr>
-        <w:t xml:space="preserve">대상 반을 고릅니다(전체 또는 반 하나). "N명에게 알림이 가요"가 보입니다.</w:t>
+        <w:t xml:space="preserve">대상 반을 고릅니다. 전체 또는 반 여러 개를 고를 수 있어요. "N명에게 알림이 가요"가 보입니다.</w:t>
       </w:r>
     </w:p>
     <w:p>
@@ -1226,15 +1367,102 @@
       <w:r>
         <w:rPr>
           <w:rFonts w:ascii="Malgun Gothic" w:cs="Malgun Gothic" w:eastAsia="Malgun Gothic" w:hAnsi="Malgun Gothic"/>
-          <w:color w:val="111318"/>
-          <w:sz w:val="22"/>
-          <w:szCs w:val="22"/>
-        </w:rPr>
-        <w:t xml:space="preserve">미리보기를 펼쳐 학부모 화면 모양을 확인하고 "올리고 알리기".</w:t>
-      </w:r>
-    </w:p>
-    <w:p>
-      <w:pPr>
+          <w:b/>
+          <w:bCs/>
+          <w:color w:val="111318"/>
+          <w:sz w:val="22"/>
+          <w:szCs w:val="22"/>
+        </w:rPr>
+        <w:t xml:space="preserve">보내기</w:t>
+      </w:r>
+      <w:r>
+        <w:rPr>
+          <w:rFonts w:ascii="Malgun Gothic" w:cs="Malgun Gothic" w:eastAsia="Malgun Gothic" w:hAnsi="Malgun Gothic"/>
+          <w:color w:val="111318"/>
+          <w:sz w:val="22"/>
+          <w:szCs w:val="22"/>
+        </w:rPr>
+        <w:t xml:space="preserve"> 줄에서 "지금" 또는 "예약"을 고릅니다. 예약이면 날짜와 시간을 정합니다(기본은 다음 날 아침 8시). 고른 시각에 알림이 나갑니다.</w:t>
+      </w:r>
+    </w:p>
+    <w:p>
+      <w:pPr>
+        <w:pStyle w:val="ListParagraph"/>
+        <w:numPr>
+          <w:ilvl w:val="0"/>
+          <w:numId w:val="5"/>
+        </w:numPr>
+        <w:spacing w:after="60" w:line="300"/>
+      </w:pPr>
+      <w:r>
+        <w:rPr>
+          <w:rFonts w:ascii="Malgun Gothic" w:cs="Malgun Gothic" w:eastAsia="Malgun Gothic" w:hAnsi="Malgun Gothic"/>
+          <w:color w:val="111318"/>
+          <w:sz w:val="22"/>
+          <w:szCs w:val="22"/>
+        </w:rPr>
+        <w:t xml:space="preserve">미리보기를 펼쳐 학부모 화면 모양을 확인하고 "올리고 알리기"(예약이면 "예약하기")를 누릅니다.</w:t>
+      </w:r>
+    </w:p>
+    <w:p>
+      <w:pPr>
+        <w:pStyle w:val="Heading2"/>
+        <w:keepNext/>
+        <w:spacing w:after="100" w:before="240"/>
+      </w:pPr>
+      <w:r>
+        <w:rPr>
+          <w:rFonts w:ascii="Malgun Gothic" w:cs="Malgun Gothic" w:eastAsia="Malgun Gothic" w:hAnsi="Malgun Gothic"/>
+          <w:b/>
+          <w:bCs/>
+          <w:color w:val="2F5BEA"/>
+          <w:sz w:val="26"/>
+          <w:szCs w:val="26"/>
+        </w:rPr>
+        <w:t xml:space="preserve">예약한 공지</w:t>
+      </w:r>
+    </w:p>
+    <w:p>
+      <w:pPr>
+        <w:pStyle w:val="ListParagraph"/>
+        <w:numPr>
+          <w:ilvl w:val="0"/>
+          <w:numId w:val="6"/>
+        </w:numPr>
+        <w:spacing w:after="60" w:line="300"/>
+      </w:pPr>
+      <w:r>
+        <w:rPr>
+          <w:rFonts w:ascii="Malgun Gothic" w:cs="Malgun Gothic" w:eastAsia="Malgun Gothic" w:hAnsi="Malgun Gothic"/>
+          <w:color w:val="111318"/>
+          <w:sz w:val="22"/>
+          <w:szCs w:val="22"/>
+        </w:rPr>
+        <w:t xml:space="preserve">공지 목록 위에 "예약 · 9/6 08:00"처럼 표시됩니다. 누르면 시간 바꾸기 · 지금 보내기 · 삭제를 고를 수 있어요.</w:t>
+      </w:r>
+    </w:p>
+    <w:p>
+      <w:pPr>
+        <w:pStyle w:val="ListParagraph"/>
+        <w:numPr>
+          <w:ilvl w:val="0"/>
+          <w:numId w:val="6"/>
+        </w:numPr>
+        <w:spacing w:after="60" w:line="300"/>
+      </w:pPr>
+      <w:r>
+        <w:rPr>
+          <w:rFonts w:ascii="Malgun Gothic" w:cs="Malgun Gothic" w:eastAsia="Malgun Gothic" w:hAnsi="Malgun Gothic"/>
+          <w:color w:val="111318"/>
+          <w:sz w:val="22"/>
+          <w:szCs w:val="22"/>
+        </w:rPr>
+        <w:t xml:space="preserve">나가기 전까지는 학부모·학생에게 보이지 않고 알림도 가지 않습니다. 시각이 되면 저절로 올라가고 알림이 갑니다.</w:t>
+      </w:r>
+    </w:p>
+    <w:p>
+      <w:pPr>
+        <w:keepLines/>
         <w:shd w:fill="F5F6FA" w:color="auto" w:val="clear"/>
         <w:spacing w:after="160" w:before="80" w:line="300"/>
         <w:ind w:left="200" w:right="200"/>
@@ -1257,7 +1485,7 @@
           <w:sz w:val="22"/>
           <w:szCs w:val="22"/>
         </w:rPr>
-        <w:t xml:space="preserve">휴원 안내 공지를 올리면 휴원일에도 자동으로 등록됩니다(체크 해제 가능). 그날은 학부모의 다음 수업·결석 신청 후보에서 빠집니다.</w:t>
+        <w:t xml:space="preserve">휴원 안내 공지를 올리면 휴원일에도 자동으로 등록됩니다(체크 해제 가능). 그날은 학부모의 다음 수업·결석 신청 후보에서 빠집니다. 예약 공지라도 휴원일은 바로 들어가고, 공지 글만 예약한 시각에 나가요.</w:t>
       </w:r>
     </w:p>
     <w:p>
@@ -1291,6 +1519,9 @@
         <w:gridCol w:w="4680"/>
       </w:tblGrid>
       <w:tr>
+        <w:trPr>
+          <w:cantSplit/>
+        </w:trPr>
         <w:tc>
           <w:tcPr>
             <w:tcW w:type="dxa" w:w="4680"/>
@@ -1303,78 +1534,7 @@
           </w:tcPr>
           <w:p>
             <w:pPr>
-              <w:spacing w:after="40" w:before="80"/>
-              <w:jc w:val="center"/>
-            </w:pPr>
-            <w:r>
-              <w:drawing>
-                <wp:inline distT="0" distB="0" distL="0" distR="0">
-                  <wp:extent cx="1828800" cy="3962400"/>
-                  <wp:effectExtent t="0" r="0" b="0" l="0"/>
-                  <wp:docPr id="1" name="" descr="" title=""/>
-                  <wp:cNvGraphicFramePr>
-                    <a:graphicFrameLocks xmlns:a="http://schemas.openxmlformats.org/drawingml/2006/main" noChangeAspect="1"/>
-                  </wp:cNvGraphicFramePr>
-                  <a:graphic xmlns:a="http://schemas.openxmlformats.org/drawingml/2006/main">
-                    <a:graphicData uri="http://schemas.openxmlformats.org/drawingml/2006/picture">
-                      <pic:pic xmlns:pic="http://schemas.openxmlformats.org/drawingml/2006/picture">
-                        <pic:nvPicPr>
-                          <pic:cNvPr id="0" name="" descr=""/>
-                          <pic:cNvPicPr>
-                            <a:picLocks noChangeAspect="1" noChangeArrowheads="1"/>
-                          </pic:cNvPicPr>
-                        </pic:nvPicPr>
-                        <pic:blipFill>
-                          <a:blip r:embed="rId11" cstate="none"/>
-                          <a:srcRect/>
-                          <a:stretch>
-                            <a:fillRect/>
-                          </a:stretch>
-                        </pic:blipFill>
-                        <pic:spPr bwMode="auto">
-                          <a:xfrm>
-                            <a:off x="0" y="0"/>
-                            <a:ext cx="1828800" cy="3962400"/>
-                          </a:xfrm>
-                          <a:prstGeom prst="rect">
-                            <a:avLst/>
-                          </a:prstGeom>
-                        </pic:spPr>
-                      </pic:pic>
-                    </a:graphicData>
-                  </a:graphic>
-                </wp:inline>
-              </w:drawing>
-            </w:r>
-          </w:p>
-          <w:p>
-            <w:pPr>
-              <w:spacing w:after="200" w:line="320"/>
-              <w:jc w:val="center"/>
-            </w:pPr>
-            <w:r>
-              <w:rPr>
-                <w:rFonts w:ascii="Malgun Gothic" w:cs="Malgun Gothic" w:eastAsia="Malgun Gothic" w:hAnsi="Malgun Gothic"/>
-                <w:color w:val="6F7480"/>
-                <w:sz w:val="18"/>
-                <w:szCs w:val="18"/>
-              </w:rPr>
-              <w:t xml:space="preserve">공지 목록 — 반·날짜·읽은 사람 수</w:t>
-            </w:r>
-          </w:p>
-        </w:tc>
-        <w:tc>
-          <w:tcPr>
-            <w:tcW w:type="dxa" w:w="4680"/>
-            <w:tcBorders>
-              <w:top w:val="none" w:color="FFFFFF" w:sz="0"/>
-              <w:left w:val="none" w:color="FFFFFF" w:sz="0"/>
-              <w:bottom w:val="none" w:color="FFFFFF" w:sz="0"/>
-              <w:right w:val="none" w:color="FFFFFF" w:sz="0"/>
-            </w:tcBorders>
-          </w:tcPr>
-          <w:p>
-            <w:pPr>
+              <w:keepNext w:val="false"/>
               <w:spacing w:after="40" w:before="80"/>
               <w:jc w:val="center"/>
             </w:pPr>
@@ -1435,132 +1595,6 @@
             </w:r>
           </w:p>
         </w:tc>
-      </w:tr>
-    </w:tbl>
-    <w:p>
-      <w:pPr>
-        <w:pStyle w:val="Heading1"/>
-        <w:spacing w:after="160" w:before="360"/>
-      </w:pPr>
-      <w:r>
-        <w:rPr>
-          <w:rFonts w:ascii="Malgun Gothic" w:cs="Malgun Gothic" w:eastAsia="Malgun Gothic" w:hAnsi="Malgun Gothic"/>
-          <w:b/>
-          <w:bCs/>
-          <w:color w:val="111318"/>
-          <w:sz w:val="34"/>
-          <w:szCs w:val="34"/>
-        </w:rPr>
-        <w:t xml:space="preserve">5. 문의</w:t>
-      </w:r>
-    </w:p>
-    <w:p>
-      <w:pPr>
-        <w:spacing w:after="120" w:line="320"/>
-      </w:pPr>
-      <w:r>
-        <w:rPr>
-          <w:rFonts w:ascii="Malgun Gothic" w:cs="Malgun Gothic" w:eastAsia="Malgun Gothic" w:hAnsi="Malgun Gothic"/>
-          <w:color w:val="111318"/>
-          <w:sz w:val="22"/>
-          <w:szCs w:val="22"/>
-        </w:rPr>
-        <w:t xml:space="preserve">학부모의 1:1 문의가 "답변 대기"에 쌓입니다. 누르면 답변 화면입니다.</w:t>
-      </w:r>
-    </w:p>
-    <w:p>
-      <w:pPr>
-        <w:pStyle w:val="ListParagraph"/>
-        <w:numPr>
-          <w:ilvl w:val="0"/>
-          <w:numId w:val="6"/>
-        </w:numPr>
-        <w:spacing w:after="60" w:line="300"/>
-      </w:pPr>
-      <w:r>
-        <w:rPr>
-          <w:rFonts w:ascii="Malgun Gothic" w:cs="Malgun Gothic" w:eastAsia="Malgun Gothic" w:hAnsi="Malgun Gothic"/>
-          <w:color w:val="111318"/>
-          <w:sz w:val="22"/>
-          <w:szCs w:val="22"/>
-        </w:rPr>
-        <w:t xml:space="preserve">자주 쓰는 답이 칩으로 있어 누르면 들어갑니다. 최근에 보낸 답도 칩으로 뜹니다.</w:t>
-      </w:r>
-    </w:p>
-    <w:p>
-      <w:pPr>
-        <w:pStyle w:val="ListParagraph"/>
-        <w:numPr>
-          <w:ilvl w:val="0"/>
-          <w:numId w:val="6"/>
-        </w:numPr>
-        <w:spacing w:after="60" w:line="300"/>
-      </w:pPr>
-      <w:r>
-        <w:rPr>
-          <w:rFonts w:ascii="Malgun Gothic" w:cs="Malgun Gothic" w:eastAsia="Malgun Gothic" w:hAnsi="Malgun Gothic"/>
-          <w:color w:val="111318"/>
-          <w:sz w:val="22"/>
-          <w:szCs w:val="22"/>
-        </w:rPr>
-        <w:t xml:space="preserve">"학생 기록 보기"를 누르면 그 아이의 출결·결석·문의·메모가 시간순으로 보입니다.</w:t>
-      </w:r>
-    </w:p>
-    <w:p>
-      <w:pPr>
-        <w:pStyle w:val="ListParagraph"/>
-        <w:numPr>
-          <w:ilvl w:val="0"/>
-          <w:numId w:val="6"/>
-        </w:numPr>
-        <w:spacing w:after="60" w:line="300"/>
-      </w:pPr>
-      <w:r>
-        <w:rPr>
-          <w:rFonts w:ascii="Malgun Gothic" w:cs="Malgun Gothic" w:eastAsia="Malgun Gothic" w:hAnsi="Malgun Gothic"/>
-          <w:color w:val="111318"/>
-          <w:sz w:val="22"/>
-          <w:szCs w:val="22"/>
-        </w:rPr>
-        <w:t xml:space="preserve">"자주 묻는 질문에도 올리기"를 켜면 같은 질문을 학부모가 먼저 볼 수 있게 됩니다. "메모로도 남기기"를 켜면 상담 메모로 남습니다.</w:t>
-      </w:r>
-    </w:p>
-    <w:p>
-      <w:pPr>
-        <w:pStyle w:val="ListParagraph"/>
-        <w:numPr>
-          <w:ilvl w:val="0"/>
-          <w:numId w:val="6"/>
-        </w:numPr>
-        <w:spacing w:after="60" w:line="300"/>
-      </w:pPr>
-      <w:r>
-        <w:rPr>
-          <w:rFonts w:ascii="Malgun Gothic" w:cs="Malgun Gothic" w:eastAsia="Malgun Gothic" w:hAnsi="Malgun Gothic"/>
-          <w:color w:val="111318"/>
-          <w:sz w:val="22"/>
-          <w:szCs w:val="22"/>
-        </w:rPr>
-        <w:t xml:space="preserve">답하면 그 학부모에게만 알림이 갑니다.</w:t>
-      </w:r>
-    </w:p>
-    <w:tbl>
-      <w:tblPr>
-        <w:tblW w:type="dxa" w:w="9360"/>
-        <w:tblBorders>
-          <w:top w:val="single" w:color="auto" w:sz="4"/>
-          <w:left w:val="single" w:color="auto" w:sz="4"/>
-          <w:bottom w:val="single" w:color="auto" w:sz="4"/>
-          <w:right w:val="single" w:color="auto" w:sz="4"/>
-          <w:insideH w:val="single" w:color="auto" w:sz="4"/>
-          <w:insideV w:val="single" w:color="auto" w:sz="4"/>
-        </w:tblBorders>
-      </w:tblPr>
-      <w:tblGrid>
-        <w:gridCol w:w="4680"/>
-        <w:gridCol w:w="4680"/>
-      </w:tblGrid>
-      <w:tr>
         <w:tc>
           <w:tcPr>
             <w:tcW w:type="dxa" w:w="4680"/>
@@ -1573,6 +1607,7 @@
           </w:tcPr>
           <w:p>
             <w:pPr>
+              <w:keepNext w:val="false"/>
               <w:spacing w:after="40" w:before="80"/>
               <w:jc w:val="center"/>
             </w:pPr>
@@ -1629,10 +1664,202 @@
                 <w:sz w:val="18"/>
                 <w:szCs w:val="18"/>
               </w:rPr>
-              <w:t xml:space="preserve">문의 — 답변 대기·완료</w:t>
+              <w:t xml:space="preserve">보내기 줄 — 지금 / 예약. 예약이면 단추가 "예약하기"로 바뀝니다</w:t>
             </w:r>
           </w:p>
         </w:tc>
+      </w:tr>
+    </w:tbl>
+    <w:p>
+      <w:pPr>
+        <w:keepNext/>
+        <w:spacing w:after="40" w:before="80"/>
+        <w:jc w:val="center"/>
+      </w:pPr>
+      <w:r>
+        <w:drawing>
+          <wp:inline distT="0" distB="0" distL="0" distR="0">
+            <wp:extent cx="1828800" cy="3962400"/>
+            <wp:effectExtent t="0" r="0" b="0" l="0"/>
+            <wp:docPr id="1" name="" descr="" title=""/>
+            <wp:cNvGraphicFramePr>
+              <a:graphicFrameLocks xmlns:a="http://schemas.openxmlformats.org/drawingml/2006/main" noChangeAspect="1"/>
+            </wp:cNvGraphicFramePr>
+            <a:graphic xmlns:a="http://schemas.openxmlformats.org/drawingml/2006/main">
+              <a:graphicData uri="http://schemas.openxmlformats.org/drawingml/2006/picture">
+                <pic:pic xmlns:pic="http://schemas.openxmlformats.org/drawingml/2006/picture">
+                  <pic:nvPicPr>
+                    <pic:cNvPr id="0" name="" descr=""/>
+                    <pic:cNvPicPr>
+                      <a:picLocks noChangeAspect="1" noChangeArrowheads="1"/>
+                    </pic:cNvPicPr>
+                  </pic:nvPicPr>
+                  <pic:blipFill>
+                    <a:blip r:embed="rId14" cstate="none"/>
+                    <a:srcRect/>
+                    <a:stretch>
+                      <a:fillRect/>
+                    </a:stretch>
+                  </pic:blipFill>
+                  <pic:spPr bwMode="auto">
+                    <a:xfrm>
+                      <a:off x="0" y="0"/>
+                      <a:ext cx="1828800" cy="3962400"/>
+                    </a:xfrm>
+                    <a:prstGeom prst="rect">
+                      <a:avLst/>
+                    </a:prstGeom>
+                  </pic:spPr>
+                </pic:pic>
+              </a:graphicData>
+            </a:graphic>
+          </wp:inline>
+        </w:drawing>
+      </w:r>
+    </w:p>
+    <w:p>
+      <w:pPr>
+        <w:spacing w:after="200" w:line="320"/>
+        <w:jc w:val="center"/>
+      </w:pPr>
+      <w:r>
+        <w:rPr>
+          <w:rFonts w:ascii="Malgun Gothic" w:cs="Malgun Gothic" w:eastAsia="Malgun Gothic" w:hAnsi="Malgun Gothic"/>
+          <w:color w:val="6F7480"/>
+          <w:sz w:val="18"/>
+          <w:szCs w:val="18"/>
+        </w:rPr>
+        <w:t xml:space="preserve">공지 목록 — 반·날짜·읽은 사람 수</w:t>
+      </w:r>
+    </w:p>
+    <w:p>
+      <w:pPr>
+        <w:pStyle w:val="Heading1"/>
+        <w:keepNext/>
+        <w:spacing w:after="160" w:before="360"/>
+      </w:pPr>
+      <w:r>
+        <w:rPr>
+          <w:rFonts w:ascii="Malgun Gothic" w:cs="Malgun Gothic" w:eastAsia="Malgun Gothic" w:hAnsi="Malgun Gothic"/>
+          <w:b/>
+          <w:bCs/>
+          <w:color w:val="111318"/>
+          <w:sz w:val="34"/>
+          <w:szCs w:val="34"/>
+        </w:rPr>
+        <w:t xml:space="preserve">5. 문의</w:t>
+      </w:r>
+    </w:p>
+    <w:p>
+      <w:pPr>
+        <w:spacing w:after="120" w:line="320"/>
+      </w:pPr>
+      <w:r>
+        <w:rPr>
+          <w:rFonts w:ascii="Malgun Gothic" w:cs="Malgun Gothic" w:eastAsia="Malgun Gothic" w:hAnsi="Malgun Gothic"/>
+          <w:color w:val="111318"/>
+          <w:sz w:val="22"/>
+          <w:szCs w:val="22"/>
+        </w:rPr>
+        <w:t xml:space="preserve">학부모의 1:1 문의가 "답변 대기"에 쌓입니다. 누르면 답변 화면입니다.</w:t>
+      </w:r>
+    </w:p>
+    <w:p>
+      <w:pPr>
+        <w:pStyle w:val="ListParagraph"/>
+        <w:numPr>
+          <w:ilvl w:val="0"/>
+          <w:numId w:val="6"/>
+        </w:numPr>
+        <w:spacing w:after="60" w:line="300"/>
+      </w:pPr>
+      <w:r>
+        <w:rPr>
+          <w:rFonts w:ascii="Malgun Gothic" w:cs="Malgun Gothic" w:eastAsia="Malgun Gothic" w:hAnsi="Malgun Gothic"/>
+          <w:color w:val="111318"/>
+          <w:sz w:val="22"/>
+          <w:szCs w:val="22"/>
+        </w:rPr>
+        <w:t xml:space="preserve">자주 쓰는 답이 칩으로 있어 누르면 들어갑니다. 최근에 보낸 답도 칩으로 뜹니다.</w:t>
+      </w:r>
+    </w:p>
+    <w:p>
+      <w:pPr>
+        <w:pStyle w:val="ListParagraph"/>
+        <w:numPr>
+          <w:ilvl w:val="0"/>
+          <w:numId w:val="6"/>
+        </w:numPr>
+        <w:spacing w:after="60" w:line="300"/>
+      </w:pPr>
+      <w:r>
+        <w:rPr>
+          <w:rFonts w:ascii="Malgun Gothic" w:cs="Malgun Gothic" w:eastAsia="Malgun Gothic" w:hAnsi="Malgun Gothic"/>
+          <w:color w:val="111318"/>
+          <w:sz w:val="22"/>
+          <w:szCs w:val="22"/>
+        </w:rPr>
+        <w:t xml:space="preserve">"학생 기록 보기"를 누르면 그 아이의 출결·결석·문의·메모가 시간순으로 보입니다.</w:t>
+      </w:r>
+    </w:p>
+    <w:p>
+      <w:pPr>
+        <w:pStyle w:val="ListParagraph"/>
+        <w:numPr>
+          <w:ilvl w:val="0"/>
+          <w:numId w:val="6"/>
+        </w:numPr>
+        <w:spacing w:after="60" w:line="300"/>
+      </w:pPr>
+      <w:r>
+        <w:rPr>
+          <w:rFonts w:ascii="Malgun Gothic" w:cs="Malgun Gothic" w:eastAsia="Malgun Gothic" w:hAnsi="Malgun Gothic"/>
+          <w:color w:val="111318"/>
+          <w:sz w:val="22"/>
+          <w:szCs w:val="22"/>
+        </w:rPr>
+        <w:t xml:space="preserve">"자주 묻는 질문에도 올리기"를 켜면 같은 질문을 학부모가 먼저 볼 수 있게 됩니다. "메모로도 남기기"를 켜면 상담 메모로 남습니다.</w:t>
+      </w:r>
+    </w:p>
+    <w:p>
+      <w:pPr>
+        <w:pStyle w:val="ListParagraph"/>
+        <w:numPr>
+          <w:ilvl w:val="0"/>
+          <w:numId w:val="6"/>
+        </w:numPr>
+        <w:spacing w:after="60" w:line="300"/>
+      </w:pPr>
+      <w:r>
+        <w:rPr>
+          <w:rFonts w:ascii="Malgun Gothic" w:cs="Malgun Gothic" w:eastAsia="Malgun Gothic" w:hAnsi="Malgun Gothic"/>
+          <w:color w:val="111318"/>
+          <w:sz w:val="22"/>
+          <w:szCs w:val="22"/>
+        </w:rPr>
+        <w:t xml:space="preserve">답하면 그 학부모에게만 알림이 갑니다.</w:t>
+      </w:r>
+    </w:p>
+    <w:tbl>
+      <w:tblPr>
+        <w:tblW w:type="dxa" w:w="9360"/>
+        <w:tblBorders>
+          <w:top w:val="single" w:color="auto" w:sz="4"/>
+          <w:left w:val="single" w:color="auto" w:sz="4"/>
+          <w:bottom w:val="single" w:color="auto" w:sz="4"/>
+          <w:right w:val="single" w:color="auto" w:sz="4"/>
+          <w:insideH w:val="single" w:color="auto" w:sz="4"/>
+          <w:insideV w:val="single" w:color="auto" w:sz="4"/>
+        </w:tblBorders>
+      </w:tblPr>
+      <w:tblGrid>
+        <w:gridCol w:w="4680"/>
+        <w:gridCol w:w="4680"/>
+      </w:tblGrid>
+      <w:tr>
+        <w:trPr>
+          <w:cantSplit/>
+        </w:trPr>
         <w:tc>
           <w:tcPr>
             <w:tcW w:type="dxa" w:w="4680"/>
@@ -1645,6 +1872,7 @@
           </w:tcPr>
           <w:p>
             <w:pPr>
+              <w:keepNext w:val="false"/>
               <w:spacing w:after="40" w:before="80"/>
               <w:jc w:val="center"/>
             </w:pPr>
@@ -1667,7 +1895,7 @@
                           </pic:cNvPicPr>
                         </pic:nvPicPr>
                         <pic:blipFill>
-                          <a:blip r:embed="rId14" cstate="none"/>
+                          <a:blip r:embed="rId15" cstate="none"/>
                           <a:srcRect/>
                           <a:stretch>
                             <a:fillRect/>
@@ -1701,403 +1929,10 @@
                 <w:sz w:val="18"/>
                 <w:szCs w:val="18"/>
               </w:rPr>
-              <w:t xml:space="preserve">답변 — 칩·기록 보기·FAQ·메모</w:t>
+              <w:t xml:space="preserve">문의 — 답변 대기·완료</w:t>
             </w:r>
           </w:p>
         </w:tc>
-      </w:tr>
-    </w:tbl>
-    <w:p>
-      <w:pPr>
-        <w:pStyle w:val="Heading1"/>
-        <w:spacing w:after="160" w:before="360"/>
-      </w:pPr>
-      <w:r>
-        <w:rPr>
-          <w:rFonts w:ascii="Malgun Gothic" w:cs="Malgun Gothic" w:eastAsia="Malgun Gothic" w:hAnsi="Malgun Gothic"/>
-          <w:b/>
-          <w:bCs/>
-          <w:color w:val="111318"/>
-          <w:sz w:val="34"/>
-          <w:szCs w:val="34"/>
-        </w:rPr>
-        <w:t xml:space="preserve">6. 더보기 — 학원 운영</w:t>
-      </w:r>
-    </w:p>
-    <w:p>
-      <w:pPr>
-        <w:spacing w:after="40" w:before="80"/>
-        <w:jc w:val="center"/>
-      </w:pPr>
-      <w:r>
-        <w:drawing>
-          <wp:inline distT="0" distB="0" distL="0" distR="0">
-            <wp:extent cx="1828800" cy="3962400"/>
-            <wp:effectExtent t="0" r="0" b="0" l="0"/>
-            <wp:docPr id="1" name="" descr="" title=""/>
-            <wp:cNvGraphicFramePr>
-              <a:graphicFrameLocks xmlns:a="http://schemas.openxmlformats.org/drawingml/2006/main" noChangeAspect="1"/>
-            </wp:cNvGraphicFramePr>
-            <a:graphic xmlns:a="http://schemas.openxmlformats.org/drawingml/2006/main">
-              <a:graphicData uri="http://schemas.openxmlformats.org/drawingml/2006/picture">
-                <pic:pic xmlns:pic="http://schemas.openxmlformats.org/drawingml/2006/picture">
-                  <pic:nvPicPr>
-                    <pic:cNvPr id="0" name="" descr=""/>
-                    <pic:cNvPicPr>
-                      <a:picLocks noChangeAspect="1" noChangeArrowheads="1"/>
-                    </pic:cNvPicPr>
-                  </pic:nvPicPr>
-                  <pic:blipFill>
-                    <a:blip r:embed="rId15" cstate="none"/>
-                    <a:srcRect/>
-                    <a:stretch>
-                      <a:fillRect/>
-                    </a:stretch>
-                  </pic:blipFill>
-                  <pic:spPr bwMode="auto">
-                    <a:xfrm>
-                      <a:off x="0" y="0"/>
-                      <a:ext cx="1828800" cy="3962400"/>
-                    </a:xfrm>
-                    <a:prstGeom prst="rect">
-                      <a:avLst/>
-                    </a:prstGeom>
-                  </pic:spPr>
-                </pic:pic>
-              </a:graphicData>
-            </a:graphic>
-          </wp:inline>
-        </w:drawing>
-      </w:r>
-    </w:p>
-    <w:p>
-      <w:pPr>
-        <w:spacing w:after="200" w:line="320"/>
-        <w:jc w:val="center"/>
-      </w:pPr>
-      <w:r>
-        <w:rPr>
-          <w:rFonts w:ascii="Malgun Gothic" w:cs="Malgun Gothic" w:eastAsia="Malgun Gothic" w:hAnsi="Malgun Gothic"/>
-          <w:color w:val="6F7480"/>
-          <w:sz w:val="18"/>
-          <w:szCs w:val="18"/>
-        </w:rPr>
-        <w:t xml:space="preserve">더보기 — 매일 쓰는 것 / 설정 / 준비 중</w:t>
-      </w:r>
-    </w:p>
-    <w:p>
-      <w:pPr>
-        <w:pStyle w:val="Heading2"/>
-        <w:spacing w:after="100" w:before="240"/>
-      </w:pPr>
-      <w:r>
-        <w:rPr>
-          <w:rFonts w:ascii="Malgun Gothic" w:cs="Malgun Gothic" w:eastAsia="Malgun Gothic" w:hAnsi="Malgun Gothic"/>
-          <w:b/>
-          <w:bCs/>
-          <w:color w:val="2F5BEA"/>
-          <w:sz w:val="26"/>
-          <w:szCs w:val="26"/>
-        </w:rPr>
-        <w:t xml:space="preserve">명부</w:t>
-      </w:r>
-    </w:p>
-    <w:p>
-      <w:pPr>
-        <w:pStyle w:val="ListParagraph"/>
-        <w:numPr>
-          <w:ilvl w:val="0"/>
-          <w:numId w:val="6"/>
-        </w:numPr>
-        <w:spacing w:after="60" w:line="300"/>
-      </w:pPr>
-      <w:r>
-        <w:rPr>
-          <w:rFonts w:ascii="Malgun Gothic" w:cs="Malgun Gothic" w:eastAsia="Malgun Gothic" w:hAnsi="Malgun Gothic"/>
-          <w:color w:val="111318"/>
-          <w:sz w:val="22"/>
-          <w:szCs w:val="22"/>
-        </w:rPr>
-        <w:t xml:space="preserve">학생 추가: 이름·반·학생 번호·학부모 번호(여럿 가능). 번호가 있는 사람만 앱에 들어올 수 있어요.</w:t>
-      </w:r>
-    </w:p>
-    <w:p>
-      <w:pPr>
-        <w:pStyle w:val="ListParagraph"/>
-        <w:numPr>
-          <w:ilvl w:val="0"/>
-          <w:numId w:val="6"/>
-        </w:numPr>
-        <w:spacing w:after="60" w:line="300"/>
-      </w:pPr>
-      <w:r>
-        <w:rPr>
-          <w:rFonts w:ascii="Malgun Gothic" w:cs="Malgun Gothic" w:eastAsia="Malgun Gothic" w:hAnsi="Malgun Gothic"/>
-          <w:color w:val="111318"/>
-          <w:sz w:val="22"/>
-          <w:szCs w:val="22"/>
-        </w:rPr>
-        <w:t xml:space="preserve">편집·퇴원 처리는 학생 이름을 누른 뒤 "편집". 퇴원해도 기록은 남고, 다시 다니면 "다시 다니기".</w:t>
-      </w:r>
-    </w:p>
-    <w:p>
-      <w:pPr>
-        <w:pStyle w:val="ListParagraph"/>
-        <w:numPr>
-          <w:ilvl w:val="0"/>
-          <w:numId w:val="6"/>
-        </w:numPr>
-        <w:spacing w:after="60" w:line="300"/>
-      </w:pPr>
-      <w:r>
-        <w:rPr>
-          <w:rFonts w:ascii="Malgun Gothic" w:cs="Malgun Gothic" w:eastAsia="Malgun Gothic" w:hAnsi="Malgun Gothic"/>
-          <w:color w:val="111318"/>
-          <w:sz w:val="22"/>
-          <w:szCs w:val="22"/>
-        </w:rPr>
-        <w:t xml:space="preserve">"아직 앱에 안 들어온 N명": 사람마다 초대 링크 복사. "알림 못 받는 N명": 들어왔지만 알림을 안 켠 사람 — 안내 문구를 복사해 보내세요.</w:t>
-      </w:r>
-    </w:p>
-    <w:p>
-      <w:pPr>
-        <w:pStyle w:val="ListParagraph"/>
-        <w:numPr>
-          <w:ilvl w:val="0"/>
-          <w:numId w:val="6"/>
-        </w:numPr>
-        <w:spacing w:after="60" w:line="300"/>
-      </w:pPr>
-      <w:r>
-        <w:rPr>
-          <w:rFonts w:ascii="Malgun Gothic" w:cs="Malgun Gothic" w:eastAsia="Malgun Gothic" w:hAnsi="Malgun Gothic"/>
-          <w:color w:val="111318"/>
-          <w:sz w:val="22"/>
-          <w:szCs w:val="22"/>
-        </w:rPr>
-        <w:t xml:space="preserve">CSV 올리기: 엑셀에서 반, 요일, 시작, 끝, 학생, 학생번호, 보호자, 보호자번호 순으로 저장해 올립니다. 동명이인이 있으면 학생 번호가 꼭 필요합니다.</w:t>
-      </w:r>
-    </w:p>
-    <w:p>
-      <w:pPr>
-        <w:pStyle w:val="Heading2"/>
-        <w:spacing w:after="100" w:before="240"/>
-      </w:pPr>
-      <w:r>
-        <w:rPr>
-          <w:rFonts w:ascii="Malgun Gothic" w:cs="Malgun Gothic" w:eastAsia="Malgun Gothic" w:hAnsi="Malgun Gothic"/>
-          <w:b/>
-          <w:bCs/>
-          <w:color w:val="2F5BEA"/>
-          <w:sz w:val="26"/>
-          <w:szCs w:val="26"/>
-        </w:rPr>
-        <w:t xml:space="preserve">반·시간표</w:t>
-      </w:r>
-    </w:p>
-    <w:p>
-      <w:pPr>
-        <w:pStyle w:val="ListParagraph"/>
-        <w:numPr>
-          <w:ilvl w:val="0"/>
-          <w:numId w:val="6"/>
-        </w:numPr>
-        <w:spacing w:after="60" w:line="300"/>
-      </w:pPr>
-      <w:r>
-        <w:rPr>
-          <w:rFonts w:ascii="Malgun Gothic" w:cs="Malgun Gothic" w:eastAsia="Malgun Gothic" w:hAnsi="Malgun Gothic"/>
-          <w:color w:val="111318"/>
-          <w:sz w:val="22"/>
-          <w:szCs w:val="22"/>
-        </w:rPr>
-        <w:t xml:space="preserve">반을 누르면 요일·시간·담당 강사를 고칩니다. 요일마다 시간이 다르면 "요일마다 시간이 달라요"를 켜세요.</w:t>
-      </w:r>
-    </w:p>
-    <w:p>
-      <w:pPr>
-        <w:pStyle w:val="ListParagraph"/>
-        <w:numPr>
-          <w:ilvl w:val="0"/>
-          <w:numId w:val="6"/>
-        </w:numPr>
-        <w:spacing w:after="60" w:line="300"/>
-      </w:pPr>
-      <w:r>
-        <w:rPr>
-          <w:rFonts w:ascii="Malgun Gothic" w:cs="Malgun Gothic" w:eastAsia="Malgun Gothic" w:hAnsi="Malgun Gothic"/>
-          <w:color w:val="111318"/>
-          <w:sz w:val="22"/>
-          <w:szCs w:val="22"/>
-        </w:rPr>
-        <w:t xml:space="preserve">강사를 배정하면 그 강사는 자기 반만 봅니다. 강사는 더보기 → 강사에서 넣습니다.</w:t>
-      </w:r>
-    </w:p>
-    <w:p>
-      <w:pPr>
-        <w:pStyle w:val="Heading2"/>
-        <w:spacing w:after="100" w:before="240"/>
-      </w:pPr>
-      <w:r>
-        <w:rPr>
-          <w:rFonts w:ascii="Malgun Gothic" w:cs="Malgun Gothic" w:eastAsia="Malgun Gothic" w:hAnsi="Malgun Gothic"/>
-          <w:b/>
-          <w:bCs/>
-          <w:color w:val="2F5BEA"/>
-          <w:sz w:val="26"/>
-          <w:szCs w:val="26"/>
-        </w:rPr>
-        <w:t xml:space="preserve">휴원일·특강</w:t>
-      </w:r>
-    </w:p>
-    <w:p>
-      <w:pPr>
-        <w:pStyle w:val="ListParagraph"/>
-        <w:numPr>
-          <w:ilvl w:val="0"/>
-          <w:numId w:val="6"/>
-        </w:numPr>
-        <w:spacing w:after="60" w:line="300"/>
-      </w:pPr>
-      <w:r>
-        <w:rPr>
-          <w:rFonts w:ascii="Malgun Gothic" w:cs="Malgun Gothic" w:eastAsia="Malgun Gothic" w:hAnsi="Malgun Gothic"/>
-          <w:color w:val="111318"/>
-          <w:sz w:val="22"/>
-          <w:szCs w:val="22"/>
-        </w:rPr>
-        <w:t xml:space="preserve">하루 · 기간(예: 추석 연휴) · 매주(예: 매주 일요일) 세 가지로 넣습니다. 이미 있는 날은 건너뜁니다.</w:t>
-      </w:r>
-    </w:p>
-    <w:p>
-      <w:pPr>
-        <w:pStyle w:val="ListParagraph"/>
-        <w:numPr>
-          <w:ilvl w:val="0"/>
-          <w:numId w:val="6"/>
-        </w:numPr>
-        <w:spacing w:after="60" w:line="300"/>
-      </w:pPr>
-      <w:r>
-        <w:rPr>
-          <w:rFonts w:ascii="Malgun Gothic" w:cs="Malgun Gothic" w:eastAsia="Malgun Gothic" w:hAnsi="Malgun Gothic"/>
-          <w:color w:val="111318"/>
-          <w:sz w:val="22"/>
-          <w:szCs w:val="22"/>
-        </w:rPr>
-        <w:t xml:space="preserve">연속된 날은 한 줄로 묶여 보이고, 한꺼번에 지울 수 있어요.</w:t>
-      </w:r>
-    </w:p>
-    <w:p>
-      <w:pPr>
-        <w:pStyle w:val="Heading2"/>
-        <w:spacing w:after="100" w:before="240"/>
-      </w:pPr>
-      <w:r>
-        <w:rPr>
-          <w:rFonts w:ascii="Malgun Gothic" w:cs="Malgun Gothic" w:eastAsia="Malgun Gothic" w:hAnsi="Malgun Gothic"/>
-          <w:b/>
-          <w:bCs/>
-          <w:color w:val="2F5BEA"/>
-          <w:sz w:val="26"/>
-          <w:szCs w:val="26"/>
-        </w:rPr>
-        <w:t xml:space="preserve">수강료</w:t>
-      </w:r>
-    </w:p>
-    <w:p>
-      <w:pPr>
-        <w:pStyle w:val="ListParagraph"/>
-        <w:numPr>
-          <w:ilvl w:val="0"/>
-          <w:numId w:val="7"/>
-        </w:numPr>
-        <w:spacing w:after="60" w:line="300"/>
-      </w:pPr>
-      <w:r>
-        <w:rPr>
-          <w:rFonts w:ascii="Malgun Gothic" w:cs="Malgun Gothic" w:eastAsia="Malgun Gothic" w:hAnsi="Malgun Gothic"/>
-          <w:color w:val="111318"/>
-          <w:sz w:val="22"/>
-          <w:szCs w:val="22"/>
-        </w:rPr>
-        <w:t xml:space="preserve">"수강료 설정"에서 요금제(반별 또는 학원 공통 금액), 청구일·납기일, 형제 할인, 계좌 안내를 정합니다.</w:t>
-      </w:r>
-    </w:p>
-    <w:p>
-      <w:pPr>
-        <w:pStyle w:val="ListParagraph"/>
-        <w:numPr>
-          <w:ilvl w:val="0"/>
-          <w:numId w:val="7"/>
-        </w:numPr>
-        <w:spacing w:after="60" w:line="300"/>
-      </w:pPr>
-      <w:r>
-        <w:rPr>
-          <w:rFonts w:ascii="Malgun Gothic" w:cs="Malgun Gothic" w:eastAsia="Malgun Gothic" w:hAnsi="Malgun Gothic"/>
-          <w:color w:val="111318"/>
-          <w:sz w:val="22"/>
-          <w:szCs w:val="22"/>
-        </w:rPr>
-        <w:t xml:space="preserve">달마다 "이번 달 청구서 만들기". 활성 학생마다 한 장, 형제 할인은 자동입니다. 다시 눌러도 이미 있는 학생은 건너뜁니다.</w:t>
-      </w:r>
-    </w:p>
-    <w:p>
-      <w:pPr>
-        <w:pStyle w:val="ListParagraph"/>
-        <w:numPr>
-          <w:ilvl w:val="0"/>
-          <w:numId w:val="7"/>
-        </w:numPr>
-        <w:spacing w:after="60" w:line="300"/>
-      </w:pPr>
-      <w:r>
-        <w:rPr>
-          <w:rFonts w:ascii="Malgun Gothic" w:cs="Malgun Gothic" w:eastAsia="Malgun Gothic" w:hAnsi="Malgun Gothic"/>
-          <w:color w:val="111318"/>
-          <w:sz w:val="22"/>
-          <w:szCs w:val="22"/>
-        </w:rPr>
-        <w:t xml:space="preserve">통장에 들어오면 학생을 눌러 "전액 납부 확인"(계좌이체·현금·카드) 또는 부분 금액. 남은 금액보다 많이는 받을 수 없어요.</w:t>
-      </w:r>
-    </w:p>
-    <w:p>
-      <w:pPr>
-        <w:pStyle w:val="ListParagraph"/>
-        <w:numPr>
-          <w:ilvl w:val="0"/>
-          <w:numId w:val="7"/>
-        </w:numPr>
-        <w:spacing w:after="60" w:line="300"/>
-      </w:pPr>
-      <w:r>
-        <w:rPr>
-          <w:rFonts w:ascii="Malgun Gothic" w:cs="Malgun Gothic" w:eastAsia="Malgun Gothic" w:hAnsi="Malgun Gothic"/>
-          <w:color w:val="111318"/>
-          <w:sz w:val="22"/>
-          <w:szCs w:val="22"/>
-        </w:rPr>
-        <w:t xml:space="preserve">"미납 안내 보내기"를 누르면 미납 학부모에게 계좌 안내와 함께 알림이 갑니다(하루 한 번).</w:t>
-      </w:r>
-    </w:p>
-    <w:tbl>
-      <w:tblPr>
-        <w:tblW w:type="dxa" w:w="9360"/>
-        <w:tblBorders>
-          <w:top w:val="single" w:color="auto" w:sz="4"/>
-          <w:left w:val="single" w:color="auto" w:sz="4"/>
-          <w:bottom w:val="single" w:color="auto" w:sz="4"/>
-          <w:right w:val="single" w:color="auto" w:sz="4"/>
-          <w:insideH w:val="single" w:color="auto" w:sz="4"/>
-          <w:insideV w:val="single" w:color="auto" w:sz="4"/>
-        </w:tblBorders>
-      </w:tblPr>
-      <w:tblGrid>
-        <w:gridCol w:w="4680"/>
-        <w:gridCol w:w="4680"/>
-      </w:tblGrid>
-      <w:tr>
         <w:tc>
           <w:tcPr>
             <w:tcW w:type="dxa" w:w="4680"/>
@@ -2110,6 +1945,7 @@
           </w:tcPr>
           <w:p>
             <w:pPr>
+              <w:keepNext w:val="false"/>
               <w:spacing w:after="40" w:before="80"/>
               <w:jc w:val="center"/>
             </w:pPr>
@@ -2166,79 +2002,7 @@
                 <w:sz w:val="18"/>
                 <w:szCs w:val="18"/>
               </w:rPr>
-              <w:t xml:space="preserve">수강료 — 이번 달 청구서</w:t>
-            </w:r>
-          </w:p>
-        </w:tc>
-        <w:tc>
-          <w:tcPr>
-            <w:tcW w:type="dxa" w:w="4680"/>
-            <w:tcBorders>
-              <w:top w:val="none" w:color="FFFFFF" w:sz="0"/>
-              <w:left w:val="none" w:color="FFFFFF" w:sz="0"/>
-              <w:bottom w:val="none" w:color="FFFFFF" w:sz="0"/>
-              <w:right w:val="none" w:color="FFFFFF" w:sz="0"/>
-            </w:tcBorders>
-          </w:tcPr>
-          <w:p>
-            <w:pPr>
-              <w:spacing w:after="40" w:before="80"/>
-              <w:jc w:val="center"/>
-            </w:pPr>
-            <w:r>
-              <w:drawing>
-                <wp:inline distT="0" distB="0" distL="0" distR="0">
-                  <wp:extent cx="1828800" cy="3962400"/>
-                  <wp:effectExtent t="0" r="0" b="0" l="0"/>
-                  <wp:docPr id="1" name="" descr="" title=""/>
-                  <wp:cNvGraphicFramePr>
-                    <a:graphicFrameLocks xmlns:a="http://schemas.openxmlformats.org/drawingml/2006/main" noChangeAspect="1"/>
-                  </wp:cNvGraphicFramePr>
-                  <a:graphic xmlns:a="http://schemas.openxmlformats.org/drawingml/2006/main">
-                    <a:graphicData uri="http://schemas.openxmlformats.org/drawingml/2006/picture">
-                      <pic:pic xmlns:pic="http://schemas.openxmlformats.org/drawingml/2006/picture">
-                        <pic:nvPicPr>
-                          <pic:cNvPr id="0" name="" descr=""/>
-                          <pic:cNvPicPr>
-                            <a:picLocks noChangeAspect="1" noChangeArrowheads="1"/>
-                          </pic:cNvPicPr>
-                        </pic:nvPicPr>
-                        <pic:blipFill>
-                          <a:blip r:embed="rId17" cstate="none"/>
-                          <a:srcRect/>
-                          <a:stretch>
-                            <a:fillRect/>
-                          </a:stretch>
-                        </pic:blipFill>
-                        <pic:spPr bwMode="auto">
-                          <a:xfrm>
-                            <a:off x="0" y="0"/>
-                            <a:ext cx="1828800" cy="3962400"/>
-                          </a:xfrm>
-                          <a:prstGeom prst="rect">
-                            <a:avLst/>
-                          </a:prstGeom>
-                        </pic:spPr>
-                      </pic:pic>
-                    </a:graphicData>
-                  </a:graphic>
-                </wp:inline>
-              </w:drawing>
-            </w:r>
-          </w:p>
-          <w:p>
-            <w:pPr>
-              <w:spacing w:after="200" w:line="320"/>
-              <w:jc w:val="center"/>
-            </w:pPr>
-            <w:r>
-              <w:rPr>
-                <w:rFonts w:ascii="Malgun Gothic" w:cs="Malgun Gothic" w:eastAsia="Malgun Gothic" w:hAnsi="Malgun Gothic"/>
-                <w:color w:val="6F7480"/>
-                <w:sz w:val="18"/>
-                <w:szCs w:val="18"/>
-              </w:rPr>
-              <w:t xml:space="preserve">수강료 설정 — 요금제·규칙·계좌</w:t>
+              <w:t xml:space="preserve">답변 — 칩·기록 보기·FAQ·메모</w:t>
             </w:r>
           </w:p>
         </w:tc>
@@ -2246,34 +2010,88 @@
     </w:tbl>
     <w:p>
       <w:pPr>
-        <w:shd w:fill="F5F6FA" w:color="auto" w:val="clear"/>
-        <w:spacing w:after="160" w:before="80" w:line="300"/>
-        <w:ind w:left="200" w:right="200"/>
+        <w:pStyle w:val="Heading1"/>
+        <w:keepNext/>
+        <w:spacing w:after="160" w:before="360"/>
       </w:pPr>
       <w:r>
         <w:rPr>
           <w:rFonts w:ascii="Malgun Gothic" w:cs="Malgun Gothic" w:eastAsia="Malgun Gothic" w:hAnsi="Malgun Gothic"/>
           <w:b/>
           <w:bCs/>
-          <w:color w:val="2F5BEA"/>
-          <w:sz w:val="22"/>
-          <w:szCs w:val="22"/>
-        </w:rPr>
-        <w:t xml:space="preserve">TIP  </w:t>
-      </w:r>
+          <w:color w:val="111318"/>
+          <w:sz w:val="34"/>
+          <w:szCs w:val="34"/>
+        </w:rPr>
+        <w:t xml:space="preserve">6. 더보기 — 학원 운영</w:t>
+      </w:r>
+    </w:p>
+    <w:p>
+      <w:pPr>
+        <w:keepNext/>
+        <w:spacing w:after="40" w:before="80"/>
+        <w:jc w:val="center"/>
+      </w:pPr>
+      <w:r>
+        <w:drawing>
+          <wp:inline distT="0" distB="0" distL="0" distR="0">
+            <wp:extent cx="1828800" cy="3962400"/>
+            <wp:effectExtent t="0" r="0" b="0" l="0"/>
+            <wp:docPr id="1" name="" descr="" title=""/>
+            <wp:cNvGraphicFramePr>
+              <a:graphicFrameLocks xmlns:a="http://schemas.openxmlformats.org/drawingml/2006/main" noChangeAspect="1"/>
+            </wp:cNvGraphicFramePr>
+            <a:graphic xmlns:a="http://schemas.openxmlformats.org/drawingml/2006/main">
+              <a:graphicData uri="http://schemas.openxmlformats.org/drawingml/2006/picture">
+                <pic:pic xmlns:pic="http://schemas.openxmlformats.org/drawingml/2006/picture">
+                  <pic:nvPicPr>
+                    <pic:cNvPr id="0" name="" descr=""/>
+                    <pic:cNvPicPr>
+                      <a:picLocks noChangeAspect="1" noChangeArrowheads="1"/>
+                    </pic:cNvPicPr>
+                  </pic:nvPicPr>
+                  <pic:blipFill>
+                    <a:blip r:embed="rId17" cstate="none"/>
+                    <a:srcRect/>
+                    <a:stretch>
+                      <a:fillRect/>
+                    </a:stretch>
+                  </pic:blipFill>
+                  <pic:spPr bwMode="auto">
+                    <a:xfrm>
+                      <a:off x="0" y="0"/>
+                      <a:ext cx="1828800" cy="3962400"/>
+                    </a:xfrm>
+                    <a:prstGeom prst="rect">
+                      <a:avLst/>
+                    </a:prstGeom>
+                  </pic:spPr>
+                </pic:pic>
+              </a:graphicData>
+            </a:graphic>
+          </wp:inline>
+        </w:drawing>
+      </w:r>
+    </w:p>
+    <w:p>
+      <w:pPr>
+        <w:spacing w:after="200" w:line="320"/>
+        <w:jc w:val="center"/>
+      </w:pPr>
       <w:r>
         <w:rPr>
           <w:rFonts w:ascii="Malgun Gothic" w:cs="Malgun Gothic" w:eastAsia="Malgun Gothic" w:hAnsi="Malgun Gothic"/>
           <w:color w:val="6F7480"/>
-          <w:sz w:val="22"/>
-          <w:szCs w:val="22"/>
-        </w:rPr>
-        <w:t xml:space="preserve">결제는 앱을 거치지 않습니다. 돈은 학원 계좌로 직접 받고, 앱은 누가 냈는지만 기록합니다. 학부모 화면에는 이번 달 금액·납기·계좌 안내가 보입니다.</w:t>
+          <w:sz w:val="18"/>
+          <w:szCs w:val="18"/>
+        </w:rPr>
+        <w:t xml:space="preserve">더보기 — 매일 쓰는 것 / 설정 / 준비 중</w:t>
       </w:r>
     </w:p>
     <w:p>
       <w:pPr>
         <w:pStyle w:val="Heading2"/>
+        <w:keepNext/>
         <w:spacing w:after="100" w:before="240"/>
       </w:pPr>
       <w:r>
@@ -2285,7 +2103,7 @@
           <w:sz w:val="26"/>
           <w:szCs w:val="26"/>
         </w:rPr>
-        <w:t xml:space="preserve">우리 학원 · 알림 설정 · 앱 정보</w:t>
+        <w:t xml:space="preserve">명부</w:t>
       </w:r>
     </w:p>
     <w:p>
@@ -2304,7 +2122,7 @@
           <w:sz w:val="22"/>
           <w:szCs w:val="22"/>
         </w:rPr>
-        <w:t xml:space="preserve">우리 학원: 이름, 강조색(5가지), 로고. 로고를 올리면 앱바와 학부모 화면에 보입니다.</w:t>
+        <w:t xml:space="preserve">학생 추가: 이름·반·학생 번호·학부모 번호(여럿 가능). 번호가 있는 사람만 앱에 들어올 수 있어요.</w:t>
       </w:r>
     </w:p>
     <w:p>
@@ -2323,7 +2141,7 @@
           <w:sz w:val="22"/>
           <w:szCs w:val="22"/>
         </w:rPr>
-        <w:t xml:space="preserve">알림 설정: "이 기기로 알림 받기"를 켜면 이 폰으로 알림이 옵니다(아이폰은 홈 화면에 추가한 앱에서만). "카톡도 같이 받기"는 대행사 연결 뒤에 뜻이 있습니다.</w:t>
+        <w:t xml:space="preserve">편집·퇴원 처리는 학생 이름을 누른 뒤 "편집". 퇴원해도 기록은 남고, 다시 다니면 "다시 다니기".</w:t>
       </w:r>
     </w:p>
     <w:p>
@@ -2342,24 +2160,232 @@
           <w:sz w:val="22"/>
           <w:szCs w:val="22"/>
         </w:rPr>
-        <w:t xml:space="preserve">앱 정보·진단: 버전 확인, 문제 보내기. "학원 데이터 내려받기"로 전체 데이터를 파일로 받을 수 있습니다.</w:t>
-      </w:r>
-    </w:p>
-    <w:p>
-      <w:pPr>
-        <w:pStyle w:val="Heading1"/>
-        <w:spacing w:after="160" w:before="360"/>
+        <w:t xml:space="preserve">"아직 앱에 안 들어온 N명": 사람마다 초대 링크 복사. "알림 못 받는 N명": 들어왔지만 알림을 안 켠 사람 — 안내 문구를 복사해 보내세요.</w:t>
+      </w:r>
+    </w:p>
+    <w:p>
+      <w:pPr>
+        <w:pStyle w:val="ListParagraph"/>
+        <w:numPr>
+          <w:ilvl w:val="0"/>
+          <w:numId w:val="6"/>
+        </w:numPr>
+        <w:spacing w:after="60" w:line="300"/>
+      </w:pPr>
+      <w:r>
+        <w:rPr>
+          <w:rFonts w:ascii="Malgun Gothic" w:cs="Malgun Gothic" w:eastAsia="Malgun Gothic" w:hAnsi="Malgun Gothic"/>
+          <w:color w:val="111318"/>
+          <w:sz w:val="22"/>
+          <w:szCs w:val="22"/>
+        </w:rPr>
+        <w:t xml:space="preserve">CSV 올리기: 엑셀에서 반, 요일, 시작, 끝, 학생, 학생번호, 보호자, 보호자번호 순으로 저장해 올립니다. 동명이인이 있으면 학생 번호가 꼭 필요합니다.</w:t>
+      </w:r>
+    </w:p>
+    <w:p>
+      <w:pPr>
+        <w:pStyle w:val="Heading2"/>
+        <w:keepNext/>
+        <w:spacing w:after="100" w:before="240"/>
       </w:pPr>
       <w:r>
         <w:rPr>
           <w:rFonts w:ascii="Malgun Gothic" w:cs="Malgun Gothic" w:eastAsia="Malgun Gothic" w:hAnsi="Malgun Gothic"/>
           <w:b/>
           <w:bCs/>
-          <w:color w:val="111318"/>
-          <w:sz w:val="34"/>
-          <w:szCs w:val="34"/>
-        </w:rPr>
-        <w:t xml:space="preserve">7. 학부모·학생은 무엇을 보나요</w:t>
+          <w:color w:val="2F5BEA"/>
+          <w:sz w:val="26"/>
+          <w:szCs w:val="26"/>
+        </w:rPr>
+        <w:t xml:space="preserve">반·시간표</w:t>
+      </w:r>
+    </w:p>
+    <w:p>
+      <w:pPr>
+        <w:pStyle w:val="ListParagraph"/>
+        <w:numPr>
+          <w:ilvl w:val="0"/>
+          <w:numId w:val="6"/>
+        </w:numPr>
+        <w:spacing w:after="60" w:line="300"/>
+      </w:pPr>
+      <w:r>
+        <w:rPr>
+          <w:rFonts w:ascii="Malgun Gothic" w:cs="Malgun Gothic" w:eastAsia="Malgun Gothic" w:hAnsi="Malgun Gothic"/>
+          <w:color w:val="111318"/>
+          <w:sz w:val="22"/>
+          <w:szCs w:val="22"/>
+        </w:rPr>
+        <w:t xml:space="preserve">반을 누르면 요일·시간·담당 강사를 고칩니다. 요일마다 시간이 다르면 "요일마다 시간이 달라요"를 켜세요.</w:t>
+      </w:r>
+    </w:p>
+    <w:p>
+      <w:pPr>
+        <w:pStyle w:val="ListParagraph"/>
+        <w:numPr>
+          <w:ilvl w:val="0"/>
+          <w:numId w:val="6"/>
+        </w:numPr>
+        <w:spacing w:after="60" w:line="300"/>
+      </w:pPr>
+      <w:r>
+        <w:rPr>
+          <w:rFonts w:ascii="Malgun Gothic" w:cs="Malgun Gothic" w:eastAsia="Malgun Gothic" w:hAnsi="Malgun Gothic"/>
+          <w:color w:val="111318"/>
+          <w:sz w:val="22"/>
+          <w:szCs w:val="22"/>
+        </w:rPr>
+        <w:t xml:space="preserve">강사를 배정하면 그 강사는 자기 반만 봅니다. 강사는 더보기 → 강사에서 넣습니다.</w:t>
+      </w:r>
+    </w:p>
+    <w:p>
+      <w:pPr>
+        <w:pStyle w:val="Heading2"/>
+        <w:keepNext/>
+        <w:spacing w:after="100" w:before="240"/>
+      </w:pPr>
+      <w:r>
+        <w:rPr>
+          <w:rFonts w:ascii="Malgun Gothic" w:cs="Malgun Gothic" w:eastAsia="Malgun Gothic" w:hAnsi="Malgun Gothic"/>
+          <w:b/>
+          <w:bCs/>
+          <w:color w:val="2F5BEA"/>
+          <w:sz w:val="26"/>
+          <w:szCs w:val="26"/>
+        </w:rPr>
+        <w:t xml:space="preserve">휴원일·특강</w:t>
+      </w:r>
+    </w:p>
+    <w:p>
+      <w:pPr>
+        <w:pStyle w:val="ListParagraph"/>
+        <w:numPr>
+          <w:ilvl w:val="0"/>
+          <w:numId w:val="6"/>
+        </w:numPr>
+        <w:spacing w:after="60" w:line="300"/>
+      </w:pPr>
+      <w:r>
+        <w:rPr>
+          <w:rFonts w:ascii="Malgun Gothic" w:cs="Malgun Gothic" w:eastAsia="Malgun Gothic" w:hAnsi="Malgun Gothic"/>
+          <w:color w:val="111318"/>
+          <w:sz w:val="22"/>
+          <w:szCs w:val="22"/>
+        </w:rPr>
+        <w:t xml:space="preserve">하루 · 기간(예: 추석 연휴) · 매주(예: 매주 일요일) 세 가지로 넣습니다. 이미 있는 날은 건너뜁니다.</w:t>
+      </w:r>
+    </w:p>
+    <w:p>
+      <w:pPr>
+        <w:pStyle w:val="ListParagraph"/>
+        <w:numPr>
+          <w:ilvl w:val="0"/>
+          <w:numId w:val="6"/>
+        </w:numPr>
+        <w:spacing w:after="60" w:line="300"/>
+      </w:pPr>
+      <w:r>
+        <w:rPr>
+          <w:rFonts w:ascii="Malgun Gothic" w:cs="Malgun Gothic" w:eastAsia="Malgun Gothic" w:hAnsi="Malgun Gothic"/>
+          <w:color w:val="111318"/>
+          <w:sz w:val="22"/>
+          <w:szCs w:val="22"/>
+        </w:rPr>
+        <w:t xml:space="preserve">연속된 날은 한 줄로 묶여 보이고, 한꺼번에 지울 수 있어요.</w:t>
+      </w:r>
+    </w:p>
+    <w:p>
+      <w:pPr>
+        <w:pStyle w:val="Heading2"/>
+        <w:keepNext/>
+        <w:spacing w:after="100" w:before="240"/>
+      </w:pPr>
+      <w:r>
+        <w:rPr>
+          <w:rFonts w:ascii="Malgun Gothic" w:cs="Malgun Gothic" w:eastAsia="Malgun Gothic" w:hAnsi="Malgun Gothic"/>
+          <w:b/>
+          <w:bCs/>
+          <w:color w:val="2F5BEA"/>
+          <w:sz w:val="26"/>
+          <w:szCs w:val="26"/>
+        </w:rPr>
+        <w:t xml:space="preserve">수강료</w:t>
+      </w:r>
+    </w:p>
+    <w:p>
+      <w:pPr>
+        <w:pStyle w:val="ListParagraph"/>
+        <w:numPr>
+          <w:ilvl w:val="0"/>
+          <w:numId w:val="7"/>
+        </w:numPr>
+        <w:spacing w:after="60" w:line="300"/>
+      </w:pPr>
+      <w:r>
+        <w:rPr>
+          <w:rFonts w:ascii="Malgun Gothic" w:cs="Malgun Gothic" w:eastAsia="Malgun Gothic" w:hAnsi="Malgun Gothic"/>
+          <w:color w:val="111318"/>
+          <w:sz w:val="22"/>
+          <w:szCs w:val="22"/>
+        </w:rPr>
+        <w:t xml:space="preserve">"수강료 설정"에서 요금제(반별 또는 학원 공통 금액), 청구일·납기일, 형제 할인, 계좌 안내를 정합니다.</w:t>
+      </w:r>
+    </w:p>
+    <w:p>
+      <w:pPr>
+        <w:pStyle w:val="ListParagraph"/>
+        <w:numPr>
+          <w:ilvl w:val="0"/>
+          <w:numId w:val="7"/>
+        </w:numPr>
+        <w:spacing w:after="60" w:line="300"/>
+      </w:pPr>
+      <w:r>
+        <w:rPr>
+          <w:rFonts w:ascii="Malgun Gothic" w:cs="Malgun Gothic" w:eastAsia="Malgun Gothic" w:hAnsi="Malgun Gothic"/>
+          <w:color w:val="111318"/>
+          <w:sz w:val="22"/>
+          <w:szCs w:val="22"/>
+        </w:rPr>
+        <w:t xml:space="preserve">달마다 "이번 달 청구서 만들기". 활성 학생마다 한 장, 형제 할인은 자동입니다. 다시 눌러도 이미 있는 학생은 건너뜁니다.</w:t>
+      </w:r>
+    </w:p>
+    <w:p>
+      <w:pPr>
+        <w:pStyle w:val="ListParagraph"/>
+        <w:numPr>
+          <w:ilvl w:val="0"/>
+          <w:numId w:val="7"/>
+        </w:numPr>
+        <w:spacing w:after="60" w:line="300"/>
+      </w:pPr>
+      <w:r>
+        <w:rPr>
+          <w:rFonts w:ascii="Malgun Gothic" w:cs="Malgun Gothic" w:eastAsia="Malgun Gothic" w:hAnsi="Malgun Gothic"/>
+          <w:color w:val="111318"/>
+          <w:sz w:val="22"/>
+          <w:szCs w:val="22"/>
+        </w:rPr>
+        <w:t xml:space="preserve">통장에 들어오면 학생을 눌러 "전액 납부 확인"(계좌이체·현금·카드) 또는 부분 금액. 남은 금액보다 많이는 받을 수 없어요.</w:t>
+      </w:r>
+    </w:p>
+    <w:p>
+      <w:pPr>
+        <w:pStyle w:val="ListParagraph"/>
+        <w:numPr>
+          <w:ilvl w:val="0"/>
+          <w:numId w:val="7"/>
+        </w:numPr>
+        <w:spacing w:after="60" w:line="300"/>
+      </w:pPr>
+      <w:r>
+        <w:rPr>
+          <w:rFonts w:ascii="Malgun Gothic" w:cs="Malgun Gothic" w:eastAsia="Malgun Gothic" w:hAnsi="Malgun Gothic"/>
+          <w:color w:val="111318"/>
+          <w:sz w:val="22"/>
+          <w:szCs w:val="22"/>
+        </w:rPr>
+        <w:t xml:space="preserve">"미납 안내 보내기"를 누르면 미납 학부모에게 계좌 안내와 함께 알림이 갑니다(하루 한 번).</w:t>
       </w:r>
     </w:p>
     <w:tbl>
@@ -2379,6 +2405,9 @@
         <w:gridCol w:w="4680"/>
       </w:tblGrid>
       <w:tr>
+        <w:trPr>
+          <w:cantSplit/>
+        </w:trPr>
         <w:tc>
           <w:tcPr>
             <w:tcW w:type="dxa" w:w="4680"/>
@@ -2391,6 +2420,7 @@
           </w:tcPr>
           <w:p>
             <w:pPr>
+              <w:keepNext w:val="false"/>
               <w:spacing w:after="40" w:before="80"/>
               <w:jc w:val="center"/>
             </w:pPr>
@@ -2447,7 +2477,7 @@
                 <w:sz w:val="18"/>
                 <w:szCs w:val="18"/>
               </w:rPr>
-              <w:t xml:space="preserve">학부모 — 우리 아이</w:t>
+              <w:t xml:space="preserve">수강료 — 이번 달 청구서</w:t>
             </w:r>
           </w:p>
         </w:tc>
@@ -2463,6 +2493,7 @@
           </w:tcPr>
           <w:p>
             <w:pPr>
+              <w:keepNext w:val="false"/>
               <w:spacing w:after="40" w:before="80"/>
               <w:jc w:val="center"/>
             </w:pPr>
@@ -2519,7 +2550,7 @@
                 <w:sz w:val="18"/>
                 <w:szCs w:val="18"/>
               </w:rPr>
-              <w:t xml:space="preserve">학생 — 나</w:t>
+              <w:t xml:space="preserve">수강료 설정 — 요금제·규칙·계좌</w:t>
             </w:r>
           </w:p>
         </w:tc>
@@ -2527,76 +2558,1335 @@
     </w:tbl>
     <w:p>
       <w:pPr>
-        <w:pStyle w:val="ListParagraph"/>
-        <w:numPr>
-          <w:ilvl w:val="0"/>
-          <w:numId w:val="6"/>
-        </w:numPr>
-        <w:spacing w:after="60" w:line="300"/>
-      </w:pPr>
-      <w:r>
-        <w:rPr>
-          <w:rFonts w:ascii="Malgun Gothic" w:cs="Malgun Gothic" w:eastAsia="Malgun Gothic" w:hAnsi="Malgun Gothic"/>
-          <w:color w:val="111318"/>
-          <w:sz w:val="22"/>
-          <w:szCs w:val="22"/>
-        </w:rPr>
-        <w:t xml:space="preserve">학부모: 다음 수업, 이번 주 출결, 이번 달 수강료, 할 것, 최근 공지, 미리 알린 결석. "결석 미리 알리기"로 결석을 미리 보냅니다.</w:t>
-      </w:r>
-    </w:p>
-    <w:p>
-      <w:pPr>
-        <w:pStyle w:val="ListParagraph"/>
-        <w:numPr>
-          <w:ilvl w:val="0"/>
-          <w:numId w:val="6"/>
-        </w:numPr>
-        <w:spacing w:after="60" w:line="300"/>
-      </w:pPr>
-      <w:r>
-        <w:rPr>
-          <w:rFonts w:ascii="Malgun Gothic" w:cs="Malgun Gothic" w:eastAsia="Malgun Gothic" w:hAnsi="Malgun Gothic"/>
-          <w:color w:val="111318"/>
-          <w:sz w:val="22"/>
-          <w:szCs w:val="22"/>
-        </w:rPr>
-        <w:t xml:space="preserve">학생: 할 것을 직접 체크하고, 다음 수업과 이번 주 출결을 봅니다.</w:t>
-      </w:r>
-    </w:p>
-    <w:p>
-      <w:pPr>
-        <w:pStyle w:val="ListParagraph"/>
-        <w:numPr>
-          <w:ilvl w:val="0"/>
-          <w:numId w:val="6"/>
-        </w:numPr>
-        <w:spacing w:after="60" w:line="300"/>
-      </w:pPr>
-      <w:r>
-        <w:rPr>
-          <w:rFonts w:ascii="Malgun Gothic" w:cs="Malgun Gothic" w:eastAsia="Malgun Gothic" w:hAnsi="Malgun Gothic"/>
-          <w:color w:val="111318"/>
-          <w:sz w:val="22"/>
-          <w:szCs w:val="22"/>
-        </w:rPr>
-        <w:t xml:space="preserve">학부모·학생은 각자 자기 번호로 들어옵니다. 자녀가 둘이면 아이를 바꿔 볼 수 있어요.</w:t>
-      </w:r>
-    </w:p>
-    <w:p>
-      <w:pPr>
-        <w:pStyle w:val="Heading1"/>
-        <w:spacing w:after="160" w:before="360"/>
+        <w:keepLines/>
+        <w:shd w:fill="F5F6FA" w:color="auto" w:val="clear"/>
+        <w:spacing w:after="160" w:before="80" w:line="300"/>
+        <w:ind w:left="200" w:right="200"/>
       </w:pPr>
       <w:r>
         <w:rPr>
           <w:rFonts w:ascii="Malgun Gothic" w:cs="Malgun Gothic" w:eastAsia="Malgun Gothic" w:hAnsi="Malgun Gothic"/>
           <w:b/>
           <w:bCs/>
+          <w:color w:val="2F5BEA"/>
+          <w:sz w:val="22"/>
+          <w:szCs w:val="22"/>
+        </w:rPr>
+        <w:t xml:space="preserve">TIP  </w:t>
+      </w:r>
+      <w:r>
+        <w:rPr>
+          <w:rFonts w:ascii="Malgun Gothic" w:cs="Malgun Gothic" w:eastAsia="Malgun Gothic" w:hAnsi="Malgun Gothic"/>
+          <w:color w:val="6F7480"/>
+          <w:sz w:val="22"/>
+          <w:szCs w:val="22"/>
+        </w:rPr>
+        <w:t xml:space="preserve">결제는 앱을 거치지 않습니다. 돈은 학원 계좌로 직접 받고, 앱은 누가 냈는지만 기록합니다. 학부모 화면에는 이번 달 금액·납기·계좌 안내가 보입니다.</w:t>
+      </w:r>
+    </w:p>
+    <w:p>
+      <w:pPr>
+        <w:pStyle w:val="Heading2"/>
+        <w:keepNext/>
+        <w:spacing w:after="100" w:before="240"/>
+      </w:pPr>
+      <w:r>
+        <w:rPr>
+          <w:rFonts w:ascii="Malgun Gothic" w:cs="Malgun Gothic" w:eastAsia="Malgun Gothic" w:hAnsi="Malgun Gothic"/>
+          <w:b/>
+          <w:bCs/>
+          <w:color w:val="2F5BEA"/>
+          <w:sz w:val="26"/>
+          <w:szCs w:val="26"/>
+        </w:rPr>
+        <w:t xml:space="preserve">수강료 — 자동으로 맡기기</w:t>
+      </w:r>
+    </w:p>
+    <w:p>
+      <w:pPr>
+        <w:spacing w:after="120" w:line="320"/>
+      </w:pPr>
+      <w:r>
+        <w:rPr>
+          <w:rFonts w:ascii="Malgun Gothic" w:cs="Malgun Gothic" w:eastAsia="Malgun Gothic" w:hAnsi="Malgun Gothic"/>
+          <w:color w:val="111318"/>
+          <w:sz w:val="22"/>
+          <w:szCs w:val="22"/>
+        </w:rPr>
+        <w:t xml:space="preserve">"수강료 설정" 맨 아래 "자동" 묶음에서 켭니다. 둘 다 처음에는 꺼져 있고, 켜고 끄면 바로 저장됩니다. 수동 단추(청구서 만들기·미납 안내 보내기)는 그대로 쓸 수 있어요.</w:t>
+      </w:r>
+    </w:p>
+    <w:p>
+      <w:pPr>
+        <w:pStyle w:val="ListParagraph"/>
+        <w:numPr>
+          <w:ilvl w:val="0"/>
+          <w:numId w:val="6"/>
+        </w:numPr>
+        <w:spacing w:after="60" w:line="300"/>
+      </w:pPr>
+      <w:r>
+        <w:rPr>
+          <w:rFonts w:ascii="Malgun Gothic" w:cs="Malgun Gothic" w:eastAsia="Malgun Gothic" w:hAnsi="Malgun Gothic"/>
+          <w:b/>
+          <w:bCs/>
+          <w:color w:val="111318"/>
+          <w:sz w:val="22"/>
+          <w:szCs w:val="22"/>
+        </w:rPr>
+        <w:t xml:space="preserve">청구서 자동 발행</w:t>
+      </w:r>
+      <w:r>
+        <w:rPr>
+          <w:rFonts w:ascii="Malgun Gothic" w:cs="Malgun Gothic" w:eastAsia="Malgun Gothic" w:hAnsi="Malgun Gothic"/>
+          <w:color w:val="111318"/>
+          <w:sz w:val="22"/>
+          <w:szCs w:val="22"/>
+        </w:rPr>
+        <w:t xml:space="preserve"> — 매월 청구일 아침 9시에 이번 달 청구서를 활성 학생마다 한 장씩 만듭니다. 발행되면 학부모의 수강료 카드에 바로 보이고, 원장님에게는 "N건 자동 발행" 알림이 옵니다.</w:t>
+      </w:r>
+    </w:p>
+    <w:p>
+      <w:pPr>
+        <w:pStyle w:val="ListParagraph"/>
+        <w:numPr>
+          <w:ilvl w:val="0"/>
+          <w:numId w:val="6"/>
+        </w:numPr>
+        <w:spacing w:after="60" w:line="300"/>
+      </w:pPr>
+      <w:r>
+        <w:rPr>
+          <w:rFonts w:ascii="Malgun Gothic" w:cs="Malgun Gothic" w:eastAsia="Malgun Gothic" w:hAnsi="Malgun Gothic"/>
+          <w:b/>
+          <w:bCs/>
+          <w:color w:val="111318"/>
+          <w:sz w:val="22"/>
+          <w:szCs w:val="22"/>
+        </w:rPr>
+        <w:t xml:space="preserve">미납 자동 안내</w:t>
+      </w:r>
+      <w:r>
+        <w:rPr>
+          <w:rFonts w:ascii="Malgun Gothic" w:cs="Malgun Gothic" w:eastAsia="Malgun Gothic" w:hAnsi="Malgun Gothic"/>
+          <w:color w:val="111318"/>
+          <w:sz w:val="22"/>
+          <w:szCs w:val="22"/>
+        </w:rPr>
+        <w:t xml:space="preserve"> — 납기에서 N일(기본 3일)이 지나도 남은 금액이 있으면 그 학부모에게 남은 금액·납기·계좌 안내를 아침 9시에 보냅니다. 낼 때까지 일주일에 한 번 갑니다. 그 주에 원장님이 손으로 보냈으면 자동은 건너뜁니다.</w:t>
+      </w:r>
+    </w:p>
+    <w:p>
+      <w:pPr>
+        <w:keepNext/>
+        <w:spacing w:after="40" w:before="80"/>
+        <w:jc w:val="center"/>
+      </w:pPr>
+      <w:r>
+        <w:drawing>
+          <wp:inline distT="0" distB="0" distL="0" distR="0">
+            <wp:extent cx="1828800" cy="3962400"/>
+            <wp:effectExtent t="0" r="0" b="0" l="0"/>
+            <wp:docPr id="1" name="" descr="" title=""/>
+            <wp:cNvGraphicFramePr>
+              <a:graphicFrameLocks xmlns:a="http://schemas.openxmlformats.org/drawingml/2006/main" noChangeAspect="1"/>
+            </wp:cNvGraphicFramePr>
+            <a:graphic xmlns:a="http://schemas.openxmlformats.org/drawingml/2006/main">
+              <a:graphicData uri="http://schemas.openxmlformats.org/drawingml/2006/picture">
+                <pic:pic xmlns:pic="http://schemas.openxmlformats.org/drawingml/2006/picture">
+                  <pic:nvPicPr>
+                    <pic:cNvPr id="0" name="" descr=""/>
+                    <pic:cNvPicPr>
+                      <a:picLocks noChangeAspect="1" noChangeArrowheads="1"/>
+                    </pic:cNvPicPr>
+                  </pic:nvPicPr>
+                  <pic:blipFill>
+                    <a:blip r:embed="rId20" cstate="none"/>
+                    <a:srcRect/>
+                    <a:stretch>
+                      <a:fillRect/>
+                    </a:stretch>
+                  </pic:blipFill>
+                  <pic:spPr bwMode="auto">
+                    <a:xfrm>
+                      <a:off x="0" y="0"/>
+                      <a:ext cx="1828800" cy="3962400"/>
+                    </a:xfrm>
+                    <a:prstGeom prst="rect">
+                      <a:avLst/>
+                    </a:prstGeom>
+                  </pic:spPr>
+                </pic:pic>
+              </a:graphicData>
+            </a:graphic>
+          </wp:inline>
+        </w:drawing>
+      </w:r>
+    </w:p>
+    <w:p>
+      <w:pPr>
+        <w:spacing w:after="200" w:line="320"/>
+        <w:jc w:val="center"/>
+      </w:pPr>
+      <w:r>
+        <w:rPr>
+          <w:rFonts w:ascii="Malgun Gothic" w:cs="Malgun Gothic" w:eastAsia="Malgun Gothic" w:hAnsi="Malgun Gothic"/>
+          <w:color w:val="6F7480"/>
+          <w:sz w:val="18"/>
+          <w:szCs w:val="18"/>
+        </w:rPr>
+        <w:t xml:space="preserve">수강료 설정 아래 — 청구 규칙과 "자동" 묶음</w:t>
+      </w:r>
+    </w:p>
+    <w:p>
+      <w:pPr>
+        <w:keepLines/>
+        <w:shd w:fill="F5F6FA" w:color="auto" w:val="clear"/>
+        <w:spacing w:after="160" w:before="80" w:line="300"/>
+        <w:ind w:left="200" w:right="200"/>
+      </w:pPr>
+      <w:r>
+        <w:rPr>
+          <w:rFonts w:ascii="Malgun Gothic" w:cs="Malgun Gothic" w:eastAsia="Malgun Gothic" w:hAnsi="Malgun Gothic"/>
+          <w:b/>
+          <w:bCs/>
+          <w:color w:val="2F5BEA"/>
+          <w:sz w:val="22"/>
+          <w:szCs w:val="22"/>
+        </w:rPr>
+        <w:t xml:space="preserve">TIP  </w:t>
+      </w:r>
+      <w:r>
+        <w:rPr>
+          <w:rFonts w:ascii="Malgun Gothic" w:cs="Malgun Gothic" w:eastAsia="Malgun Gothic" w:hAnsi="Malgun Gothic"/>
+          <w:color w:val="6F7480"/>
+          <w:sz w:val="22"/>
+          <w:szCs w:val="22"/>
+        </w:rPr>
+        <w:t xml:space="preserve">요금제가 없으면 0원 청구서가 만들어집니다. 자동 발행을 켜기 전에 요금제를 먼저 넣어 두세요.</w:t>
+      </w:r>
+    </w:p>
+    <w:p>
+      <w:pPr>
+        <w:pStyle w:val="Heading2"/>
+        <w:keepNext/>
+        <w:spacing w:after="100" w:before="240"/>
+      </w:pPr>
+      <w:r>
+        <w:rPr>
+          <w:rFonts w:ascii="Malgun Gothic" w:cs="Malgun Gothic" w:eastAsia="Malgun Gothic" w:hAnsi="Malgun Gothic"/>
+          <w:b/>
+          <w:bCs/>
+          <w:color w:val="2F5BEA"/>
+          <w:sz w:val="26"/>
+          <w:szCs w:val="26"/>
+        </w:rPr>
+        <w:t xml:space="preserve">우리 학원</w:t>
+      </w:r>
+    </w:p>
+    <w:p>
+      <w:pPr>
+        <w:spacing w:after="120" w:line="320"/>
+      </w:pPr>
+      <w:r>
+        <w:rPr>
+          <w:rFonts w:ascii="Malgun Gothic" w:cs="Malgun Gothic" w:eastAsia="Malgun Gothic" w:hAnsi="Malgun Gothic"/>
+          <w:color w:val="111318"/>
+          <w:sz w:val="22"/>
+          <w:szCs w:val="22"/>
+        </w:rPr>
+        <w:t xml:space="preserve">학원 이름, 강조색, 로고를 정하는 곳입니다. 여기서 정한 것이 원장님·학부모·학생 화면 모두에 보입니다.</w:t>
+      </w:r>
+    </w:p>
+    <w:p>
+      <w:pPr>
+        <w:pStyle w:val="ListParagraph"/>
+        <w:numPr>
+          <w:ilvl w:val="0"/>
+          <w:numId w:val="6"/>
+        </w:numPr>
+        <w:spacing w:after="60" w:line="300"/>
+      </w:pPr>
+      <w:r>
+        <w:rPr>
+          <w:rFonts w:ascii="Malgun Gothic" w:cs="Malgun Gothic" w:eastAsia="Malgun Gothic" w:hAnsi="Malgun Gothic"/>
+          <w:b/>
+          <w:bCs/>
+          <w:color w:val="111318"/>
+          <w:sz w:val="22"/>
+          <w:szCs w:val="22"/>
+        </w:rPr>
+        <w:t xml:space="preserve">학원 이름 · 강조색</w:t>
+      </w:r>
+      <w:r>
+        <w:rPr>
+          <w:rFonts w:ascii="Malgun Gothic" w:cs="Malgun Gothic" w:eastAsia="Malgun Gothic" w:hAnsi="Malgun Gothic"/>
+          <w:color w:val="111318"/>
+          <w:sz w:val="22"/>
+          <w:szCs w:val="22"/>
+        </w:rPr>
+        <w:t xml:space="preserve"> — 강조색은 5가지 중 하나. 앱바·버튼·표시에 쓰입니다.</w:t>
+      </w:r>
+    </w:p>
+    <w:p>
+      <w:pPr>
+        <w:pStyle w:val="ListParagraph"/>
+        <w:numPr>
+          <w:ilvl w:val="0"/>
+          <w:numId w:val="6"/>
+        </w:numPr>
+        <w:spacing w:after="60" w:line="300"/>
+      </w:pPr>
+      <w:r>
+        <w:rPr>
+          <w:rFonts w:ascii="Malgun Gothic" w:cs="Malgun Gothic" w:eastAsia="Malgun Gothic" w:hAnsi="Malgun Gothic"/>
+          <w:b/>
+          <w:bCs/>
+          <w:color w:val="111318"/>
+          <w:sz w:val="22"/>
+          <w:szCs w:val="22"/>
+        </w:rPr>
+        <w:t xml:space="preserve">로고(네모)</w:t>
+      </w:r>
+      <w:r>
+        <w:rPr>
+          <w:rFonts w:ascii="Malgun Gothic" w:cs="Malgun Gothic" w:eastAsia="Malgun Gothic" w:hAnsi="Malgun Gothic"/>
+          <w:color w:val="111318"/>
+          <w:sz w:val="22"/>
+          <w:szCs w:val="22"/>
+        </w:rPr>
+        <w:t xml:space="preserve"> — 홈 화면에 설치되는 앱 아이콘과 문 화면에 보입니다. 정사각 PNG(512×512)가 가장 좋아요. 앱이 가운데를 정사각으로 잘라 줄입니다.</w:t>
+      </w:r>
+    </w:p>
+    <w:p>
+      <w:pPr>
+        <w:pStyle w:val="ListParagraph"/>
+        <w:numPr>
+          <w:ilvl w:val="0"/>
+          <w:numId w:val="6"/>
+        </w:numPr>
+        <w:spacing w:after="60" w:line="300"/>
+      </w:pPr>
+      <w:r>
+        <w:rPr>
+          <w:rFonts w:ascii="Malgun Gothic" w:cs="Malgun Gothic" w:eastAsia="Malgun Gothic" w:hAnsi="Malgun Gothic"/>
+          <w:b/>
+          <w:bCs/>
+          <w:color w:val="111318"/>
+          <w:sz w:val="22"/>
+          <w:szCs w:val="22"/>
+        </w:rPr>
+        <w:t xml:space="preserve">가로 로고</w:t>
+      </w:r>
+      <w:r>
+        <w:rPr>
+          <w:rFonts w:ascii="Malgun Gothic" w:cs="Malgun Gothic" w:eastAsia="Malgun Gothic" w:hAnsi="Malgun Gothic"/>
+          <w:color w:val="111318"/>
+          <w:sz w:val="22"/>
+          <w:szCs w:val="22"/>
+        </w:rPr>
+        <w:t xml:space="preserve"> — 앱 위쪽과 PC 화면 왼쪽에 그림으로 보입니다. 투명 배경 PNG를 세로 120px 안에 맞춰 줄여 올립니다.</w:t>
+      </w:r>
+    </w:p>
+    <w:p>
+      <w:pPr>
+        <w:pStyle w:val="ListParagraph"/>
+        <w:numPr>
+          <w:ilvl w:val="0"/>
+          <w:numId w:val="6"/>
+        </w:numPr>
+        <w:spacing w:after="60" w:line="300"/>
+      </w:pPr>
+      <w:r>
+        <w:rPr>
+          <w:rFonts w:ascii="Malgun Gothic" w:cs="Malgun Gothic" w:eastAsia="Malgun Gothic" w:hAnsi="Malgun Gothic"/>
+          <w:b/>
+          <w:bCs/>
+          <w:color w:val="111318"/>
+          <w:sz w:val="22"/>
+          <w:szCs w:val="22"/>
+        </w:rPr>
+        <w:t xml:space="preserve">가로 로고 · 다크</w:t>
+      </w:r>
+      <w:r>
+        <w:rPr>
+          <w:rFonts w:ascii="Malgun Gothic" w:cs="Malgun Gothic" w:eastAsia="Malgun Gothic" w:hAnsi="Malgun Gothic"/>
+          <w:color w:val="111318"/>
+          <w:sz w:val="22"/>
+          <w:szCs w:val="22"/>
+        </w:rPr>
+        <w:t xml:space="preserve"> — 어두운 화면에서 쓰는 가로 로고를 따로 올립니다. 이게 없으면 어두운 화면에서는 학원 이름 글자로 보입니다.</w:t>
+      </w:r>
+    </w:p>
+    <w:p>
+      <w:pPr>
+        <w:pStyle w:val="ListParagraph"/>
+        <w:numPr>
+          <w:ilvl w:val="0"/>
+          <w:numId w:val="6"/>
+        </w:numPr>
+        <w:spacing w:after="60" w:line="300"/>
+      </w:pPr>
+      <w:r>
+        <w:rPr>
+          <w:rFonts w:ascii="Malgun Gothic" w:cs="Malgun Gothic" w:eastAsia="Malgun Gothic" w:hAnsi="Malgun Gothic"/>
+          <w:b/>
+          <w:bCs/>
+          <w:color w:val="111318"/>
+          <w:sz w:val="22"/>
+          <w:szCs w:val="22"/>
+        </w:rPr>
+        <w:t xml:space="preserve">주간 요약(학부모에게)</w:t>
+      </w:r>
+      <w:r>
+        <w:rPr>
+          <w:rFonts w:ascii="Malgun Gothic" w:cs="Malgun Gothic" w:eastAsia="Malgun Gothic" w:hAnsi="Malgun Gothic"/>
+          <w:color w:val="111318"/>
+          <w:sz w:val="22"/>
+          <w:szCs w:val="22"/>
+        </w:rPr>
+        <w:t xml:space="preserve"> — 매주 한 번, 학부모에게 아이의 이번 주 출결·숙제·다음 수업을 한 줄로 보냅니다. 요일과 시(06~22시)를 고르고, 원하지 않으면 "끄기". 기본은 금요일 18시입니다. 앱 알림으로만 가서 카톡 비용이 들지 않습니다. 원장님에게는 같은 시각에 출석률·미납 건수가 옵니다.</w:t>
+      </w:r>
+    </w:p>
+    <w:tbl>
+      <w:tblPr>
+        <w:tblW w:type="dxa" w:w="9360"/>
+        <w:tblBorders>
+          <w:top w:val="single" w:color="auto" w:sz="4"/>
+          <w:left w:val="single" w:color="auto" w:sz="4"/>
+          <w:bottom w:val="single" w:color="auto" w:sz="4"/>
+          <w:right w:val="single" w:color="auto" w:sz="4"/>
+          <w:insideH w:val="single" w:color="auto" w:sz="4"/>
+          <w:insideV w:val="single" w:color="auto" w:sz="4"/>
+        </w:tblBorders>
+      </w:tblPr>
+      <w:tblGrid>
+        <w:gridCol w:w="4680"/>
+        <w:gridCol w:w="4680"/>
+      </w:tblGrid>
+      <w:tr>
+        <w:trPr>
+          <w:cantSplit/>
+        </w:trPr>
+        <w:tc>
+          <w:tcPr>
+            <w:tcW w:type="dxa" w:w="4680"/>
+            <w:tcBorders>
+              <w:top w:val="none" w:color="FFFFFF" w:sz="0"/>
+              <w:left w:val="none" w:color="FFFFFF" w:sz="0"/>
+              <w:bottom w:val="none" w:color="FFFFFF" w:sz="0"/>
+              <w:right w:val="none" w:color="FFFFFF" w:sz="0"/>
+            </w:tcBorders>
+          </w:tcPr>
+          <w:p>
+            <w:pPr>
+              <w:keepNext w:val="false"/>
+              <w:spacing w:after="40" w:before="80"/>
+              <w:jc w:val="center"/>
+            </w:pPr>
+            <w:r>
+              <w:drawing>
+                <wp:inline distT="0" distB="0" distL="0" distR="0">
+                  <wp:extent cx="1828800" cy="3962400"/>
+                  <wp:effectExtent t="0" r="0" b="0" l="0"/>
+                  <wp:docPr id="1" name="" descr="" title=""/>
+                  <wp:cNvGraphicFramePr>
+                    <a:graphicFrameLocks xmlns:a="http://schemas.openxmlformats.org/drawingml/2006/main" noChangeAspect="1"/>
+                  </wp:cNvGraphicFramePr>
+                  <a:graphic xmlns:a="http://schemas.openxmlformats.org/drawingml/2006/main">
+                    <a:graphicData uri="http://schemas.openxmlformats.org/drawingml/2006/picture">
+                      <pic:pic xmlns:pic="http://schemas.openxmlformats.org/drawingml/2006/picture">
+                        <pic:nvPicPr>
+                          <pic:cNvPr id="0" name="" descr=""/>
+                          <pic:cNvPicPr>
+                            <a:picLocks noChangeAspect="1" noChangeArrowheads="1"/>
+                          </pic:cNvPicPr>
+                        </pic:nvPicPr>
+                        <pic:blipFill>
+                          <a:blip r:embed="rId21" cstate="none"/>
+                          <a:srcRect/>
+                          <a:stretch>
+                            <a:fillRect/>
+                          </a:stretch>
+                        </pic:blipFill>
+                        <pic:spPr bwMode="auto">
+                          <a:xfrm>
+                            <a:off x="0" y="0"/>
+                            <a:ext cx="1828800" cy="3962400"/>
+                          </a:xfrm>
+                          <a:prstGeom prst="rect">
+                            <a:avLst/>
+                          </a:prstGeom>
+                        </pic:spPr>
+                      </pic:pic>
+                    </a:graphicData>
+                  </a:graphic>
+                </wp:inline>
+              </w:drawing>
+            </w:r>
+          </w:p>
+          <w:p>
+            <w:pPr>
+              <w:spacing w:after="200" w:line="320"/>
+              <w:jc w:val="center"/>
+            </w:pPr>
+            <w:r>
+              <w:rPr>
+                <w:rFonts w:ascii="Malgun Gothic" w:cs="Malgun Gothic" w:eastAsia="Malgun Gothic" w:hAnsi="Malgun Gothic"/>
+                <w:color w:val="6F7480"/>
+                <w:sz w:val="18"/>
+                <w:szCs w:val="18"/>
+              </w:rPr>
+              <w:t xml:space="preserve">우리 학원 — 이름·강조색·로고 세 칸</w:t>
+            </w:r>
+          </w:p>
+        </w:tc>
+        <w:tc>
+          <w:tcPr>
+            <w:tcW w:type="dxa" w:w="4680"/>
+            <w:tcBorders>
+              <w:top w:val="none" w:color="FFFFFF" w:sz="0"/>
+              <w:left w:val="none" w:color="FFFFFF" w:sz="0"/>
+              <w:bottom w:val="none" w:color="FFFFFF" w:sz="0"/>
+              <w:right w:val="none" w:color="FFFFFF" w:sz="0"/>
+            </w:tcBorders>
+          </w:tcPr>
+          <w:p>
+            <w:pPr>
+              <w:keepNext w:val="false"/>
+              <w:spacing w:after="40" w:before="80"/>
+              <w:jc w:val="center"/>
+            </w:pPr>
+            <w:r>
+              <w:drawing>
+                <wp:inline distT="0" distB="0" distL="0" distR="0">
+                  <wp:extent cx="1828800" cy="3962400"/>
+                  <wp:effectExtent t="0" r="0" b="0" l="0"/>
+                  <wp:docPr id="1" name="" descr="" title=""/>
+                  <wp:cNvGraphicFramePr>
+                    <a:graphicFrameLocks xmlns:a="http://schemas.openxmlformats.org/drawingml/2006/main" noChangeAspect="1"/>
+                  </wp:cNvGraphicFramePr>
+                  <a:graphic xmlns:a="http://schemas.openxmlformats.org/drawingml/2006/main">
+                    <a:graphicData uri="http://schemas.openxmlformats.org/drawingml/2006/picture">
+                      <pic:pic xmlns:pic="http://schemas.openxmlformats.org/drawingml/2006/picture">
+                        <pic:nvPicPr>
+                          <pic:cNvPr id="0" name="" descr=""/>
+                          <pic:cNvPicPr>
+                            <a:picLocks noChangeAspect="1" noChangeArrowheads="1"/>
+                          </pic:cNvPicPr>
+                        </pic:nvPicPr>
+                        <pic:blipFill>
+                          <a:blip r:embed="rId22" cstate="none"/>
+                          <a:srcRect/>
+                          <a:stretch>
+                            <a:fillRect/>
+                          </a:stretch>
+                        </pic:blipFill>
+                        <pic:spPr bwMode="auto">
+                          <a:xfrm>
+                            <a:off x="0" y="0"/>
+                            <a:ext cx="1828800" cy="3962400"/>
+                          </a:xfrm>
+                          <a:prstGeom prst="rect">
+                            <a:avLst/>
+                          </a:prstGeom>
+                        </pic:spPr>
+                      </pic:pic>
+                    </a:graphicData>
+                  </a:graphic>
+                </wp:inline>
+              </w:drawing>
+            </w:r>
+          </w:p>
+          <w:p>
+            <w:pPr>
+              <w:spacing w:after="200" w:line="320"/>
+              <w:jc w:val="center"/>
+            </w:pPr>
+            <w:r>
+              <w:rPr>
+                <w:rFonts w:ascii="Malgun Gothic" w:cs="Malgun Gothic" w:eastAsia="Malgun Gothic" w:hAnsi="Malgun Gothic"/>
+                <w:color w:val="6F7480"/>
+                <w:sz w:val="18"/>
+                <w:szCs w:val="18"/>
+              </w:rPr>
+              <w:t xml:space="preserve">우리 학원 아래 — 주간 요약(요일·시·끄기)</w:t>
+            </w:r>
+          </w:p>
+        </w:tc>
+      </w:tr>
+    </w:tbl>
+    <w:p>
+      <w:pPr>
+        <w:keepLines/>
+        <w:shd w:fill="F5F6FA" w:color="auto" w:val="clear"/>
+        <w:spacing w:after="160" w:before="80" w:line="300"/>
+        <w:ind w:left="200" w:right="200"/>
+      </w:pPr>
+      <w:r>
+        <w:rPr>
+          <w:rFonts w:ascii="Malgun Gothic" w:cs="Malgun Gothic" w:eastAsia="Malgun Gothic" w:hAnsi="Malgun Gothic"/>
+          <w:b/>
+          <w:bCs/>
+          <w:color w:val="2F5BEA"/>
+          <w:sz w:val="22"/>
+          <w:szCs w:val="22"/>
+        </w:rPr>
+        <w:t xml:space="preserve">TIP  </w:t>
+      </w:r>
+      <w:r>
+        <w:rPr>
+          <w:rFonts w:ascii="Malgun Gothic" w:cs="Malgun Gothic" w:eastAsia="Malgun Gothic" w:hAnsi="Malgun Gothic"/>
+          <w:color w:val="6F7480"/>
+          <w:sz w:val="22"/>
+          <w:szCs w:val="22"/>
+        </w:rPr>
+        <w:t xml:space="preserve">로고는 학부모에게 설치 안내를 보내기 전에 넣어 두세요. 홈 화면 아이콘은 설치할 때 정해져서, 나중에 로고를 바꿔도 이미 설치한 앱의 아이콘은 안 바뀝니다.</w:t>
+      </w:r>
+    </w:p>
+    <w:p>
+      <w:pPr>
+        <w:pStyle w:val="Heading2"/>
+        <w:keepNext/>
+        <w:spacing w:after="100" w:before="240"/>
+      </w:pPr>
+      <w:r>
+        <w:rPr>
+          <w:rFonts w:ascii="Malgun Gothic" w:cs="Malgun Gothic" w:eastAsia="Malgun Gothic" w:hAnsi="Malgun Gothic"/>
+          <w:b/>
+          <w:bCs/>
+          <w:color w:val="2F5BEA"/>
+          <w:sz w:val="26"/>
+          <w:szCs w:val="26"/>
+        </w:rPr>
+        <w:t xml:space="preserve">알림 설정 · 화면</w:t>
+      </w:r>
+    </w:p>
+    <w:p>
+      <w:pPr>
+        <w:spacing w:after="120" w:line="320"/>
+      </w:pPr>
+      <w:r>
+        <w:rPr>
+          <w:rFonts w:ascii="Malgun Gothic" w:cs="Malgun Gothic" w:eastAsia="Malgun Gothic" w:hAnsi="Malgun Gothic"/>
+          <w:color w:val="111318"/>
+          <w:sz w:val="22"/>
+          <w:szCs w:val="22"/>
+        </w:rPr>
+        <w:t xml:space="preserve">더보기 → 알림 설정입니다. 원장님 화면에는 "이 기기"와 "화면" 두 묶음이 있습니다. (카톡 알림 켜고 끄기는 학부모·학생 화면에만 있어요.)</w:t>
+      </w:r>
+    </w:p>
+    <w:p>
+      <w:pPr>
+        <w:pStyle w:val="ListParagraph"/>
+        <w:numPr>
+          <w:ilvl w:val="0"/>
+          <w:numId w:val="6"/>
+        </w:numPr>
+        <w:spacing w:after="60" w:line="300"/>
+      </w:pPr>
+      <w:r>
+        <w:rPr>
+          <w:rFonts w:ascii="Malgun Gothic" w:cs="Malgun Gothic" w:eastAsia="Malgun Gothic" w:hAnsi="Malgun Gothic"/>
+          <w:b/>
+          <w:bCs/>
+          <w:color w:val="111318"/>
+          <w:sz w:val="22"/>
+          <w:szCs w:val="22"/>
+        </w:rPr>
+        <w:t xml:space="preserve">이 기기로 알림 받기</w:t>
+      </w:r>
+      <w:r>
+        <w:rPr>
+          <w:rFonts w:ascii="Malgun Gothic" w:cs="Malgun Gothic" w:eastAsia="Malgun Gothic" w:hAnsi="Malgun Gothic"/>
+          <w:color w:val="111318"/>
+          <w:sz w:val="22"/>
+          <w:szCs w:val="22"/>
+        </w:rPr>
+        <w:t xml:space="preserve"> — 켜면 이 폰으로 알림이 옵니다. 아이폰은 홈 화면에 추가한 앱에서만 켤 수 있어요.</w:t>
+      </w:r>
+    </w:p>
+    <w:p>
+      <w:pPr>
+        <w:pStyle w:val="ListParagraph"/>
+        <w:numPr>
+          <w:ilvl w:val="0"/>
+          <w:numId w:val="6"/>
+        </w:numPr>
+        <w:spacing w:after="60" w:line="300"/>
+      </w:pPr>
+      <w:r>
+        <w:rPr>
+          <w:rFonts w:ascii="Malgun Gothic" w:cs="Malgun Gothic" w:eastAsia="Malgun Gothic" w:hAnsi="Malgun Gothic"/>
+          <w:b/>
+          <w:bCs/>
+          <w:color w:val="111318"/>
+          <w:sz w:val="22"/>
+          <w:szCs w:val="22"/>
+        </w:rPr>
+        <w:t xml:space="preserve">글자 크기</w:t>
+      </w:r>
+      <w:r>
+        <w:rPr>
+          <w:rFonts w:ascii="Malgun Gothic" w:cs="Malgun Gothic" w:eastAsia="Malgun Gothic" w:hAnsi="Malgun Gothic"/>
+          <w:color w:val="111318"/>
+          <w:sz w:val="22"/>
+          <w:szCs w:val="22"/>
+        </w:rPr>
+        <w:t xml:space="preserve"> — 보통 / 크게. 크게를 고르면 글자만 커지고 화면 배치는 그대로입니다.</w:t>
+      </w:r>
+    </w:p>
+    <w:p>
+      <w:pPr>
+        <w:pStyle w:val="ListParagraph"/>
+        <w:numPr>
+          <w:ilvl w:val="0"/>
+          <w:numId w:val="6"/>
+        </w:numPr>
+        <w:spacing w:after="60" w:line="300"/>
+      </w:pPr>
+      <w:r>
+        <w:rPr>
+          <w:rFonts w:ascii="Malgun Gothic" w:cs="Malgun Gothic" w:eastAsia="Malgun Gothic" w:hAnsi="Malgun Gothic"/>
+          <w:b/>
+          <w:bCs/>
+          <w:color w:val="111318"/>
+          <w:sz w:val="22"/>
+          <w:szCs w:val="22"/>
+        </w:rPr>
+        <w:t xml:space="preserve">테마</w:t>
+      </w:r>
+      <w:r>
+        <w:rPr>
+          <w:rFonts w:ascii="Malgun Gothic" w:cs="Malgun Gothic" w:eastAsia="Malgun Gothic" w:hAnsi="Malgun Gothic"/>
+          <w:color w:val="111318"/>
+          <w:sz w:val="22"/>
+          <w:szCs w:val="22"/>
+        </w:rPr>
+        <w:t xml:space="preserve"> — 기기 따라 / 밝게 / 어둡게. "기기 따라"는 폰 설정을 따라갑니다.</w:t>
+      </w:r>
+    </w:p>
+    <w:tbl>
+      <w:tblPr>
+        <w:tblW w:type="dxa" w:w="9360"/>
+        <w:tblBorders>
+          <w:top w:val="single" w:color="auto" w:sz="4"/>
+          <w:left w:val="single" w:color="auto" w:sz="4"/>
+          <w:bottom w:val="single" w:color="auto" w:sz="4"/>
+          <w:right w:val="single" w:color="auto" w:sz="4"/>
+          <w:insideH w:val="single" w:color="auto" w:sz="4"/>
+          <w:insideV w:val="single" w:color="auto" w:sz="4"/>
+        </w:tblBorders>
+      </w:tblPr>
+      <w:tblGrid>
+        <w:gridCol w:w="4680"/>
+        <w:gridCol w:w="4680"/>
+      </w:tblGrid>
+      <w:tr>
+        <w:trPr>
+          <w:cantSplit/>
+        </w:trPr>
+        <w:tc>
+          <w:tcPr>
+            <w:tcW w:type="dxa" w:w="4680"/>
+            <w:tcBorders>
+              <w:top w:val="none" w:color="FFFFFF" w:sz="0"/>
+              <w:left w:val="none" w:color="FFFFFF" w:sz="0"/>
+              <w:bottom w:val="none" w:color="FFFFFF" w:sz="0"/>
+              <w:right w:val="none" w:color="FFFFFF" w:sz="0"/>
+            </w:tcBorders>
+          </w:tcPr>
+          <w:p>
+            <w:pPr>
+              <w:keepNext w:val="false"/>
+              <w:spacing w:after="40" w:before="80"/>
+              <w:jc w:val="center"/>
+            </w:pPr>
+            <w:r>
+              <w:drawing>
+                <wp:inline distT="0" distB="0" distL="0" distR="0">
+                  <wp:extent cx="1828800" cy="3962400"/>
+                  <wp:effectExtent t="0" r="0" b="0" l="0"/>
+                  <wp:docPr id="1" name="" descr="" title=""/>
+                  <wp:cNvGraphicFramePr>
+                    <a:graphicFrameLocks xmlns:a="http://schemas.openxmlformats.org/drawingml/2006/main" noChangeAspect="1"/>
+                  </wp:cNvGraphicFramePr>
+                  <a:graphic xmlns:a="http://schemas.openxmlformats.org/drawingml/2006/main">
+                    <a:graphicData uri="http://schemas.openxmlformats.org/drawingml/2006/picture">
+                      <pic:pic xmlns:pic="http://schemas.openxmlformats.org/drawingml/2006/picture">
+                        <pic:nvPicPr>
+                          <pic:cNvPr id="0" name="" descr=""/>
+                          <pic:cNvPicPr>
+                            <a:picLocks noChangeAspect="1" noChangeArrowheads="1"/>
+                          </pic:cNvPicPr>
+                        </pic:nvPicPr>
+                        <pic:blipFill>
+                          <a:blip r:embed="rId23" cstate="none"/>
+                          <a:srcRect/>
+                          <a:stretch>
+                            <a:fillRect/>
+                          </a:stretch>
+                        </pic:blipFill>
+                        <pic:spPr bwMode="auto">
+                          <a:xfrm>
+                            <a:off x="0" y="0"/>
+                            <a:ext cx="1828800" cy="3962400"/>
+                          </a:xfrm>
+                          <a:prstGeom prst="rect">
+                            <a:avLst/>
+                          </a:prstGeom>
+                        </pic:spPr>
+                      </pic:pic>
+                    </a:graphicData>
+                  </a:graphic>
+                </wp:inline>
+              </w:drawing>
+            </w:r>
+          </w:p>
+          <w:p>
+            <w:pPr>
+              <w:spacing w:after="200" w:line="320"/>
+              <w:jc w:val="center"/>
+            </w:pPr>
+            <w:r>
+              <w:rPr>
+                <w:rFonts w:ascii="Malgun Gothic" w:cs="Malgun Gothic" w:eastAsia="Malgun Gothic" w:hAnsi="Malgun Gothic"/>
+                <w:color w:val="6F7480"/>
+                <w:sz w:val="18"/>
+                <w:szCs w:val="18"/>
+              </w:rPr>
+              <w:t xml:space="preserve">알림 설정 — 이 기기 / 화면(글자 크기·테마)</w:t>
+            </w:r>
+          </w:p>
+        </w:tc>
+        <w:tc>
+          <w:tcPr>
+            <w:tcW w:type="dxa" w:w="4680"/>
+            <w:tcBorders>
+              <w:top w:val="none" w:color="FFFFFF" w:sz="0"/>
+              <w:left w:val="none" w:color="FFFFFF" w:sz="0"/>
+              <w:bottom w:val="none" w:color="FFFFFF" w:sz="0"/>
+              <w:right w:val="none" w:color="FFFFFF" w:sz="0"/>
+            </w:tcBorders>
+          </w:tcPr>
+          <w:p>
+            <w:pPr>
+              <w:keepNext w:val="false"/>
+              <w:spacing w:after="40" w:before="80"/>
+              <w:jc w:val="center"/>
+            </w:pPr>
+            <w:r>
+              <w:drawing>
+                <wp:inline distT="0" distB="0" distL="0" distR="0">
+                  <wp:extent cx="1828800" cy="3962400"/>
+                  <wp:effectExtent t="0" r="0" b="0" l="0"/>
+                  <wp:docPr id="1" name="" descr="" title=""/>
+                  <wp:cNvGraphicFramePr>
+                    <a:graphicFrameLocks xmlns:a="http://schemas.openxmlformats.org/drawingml/2006/main" noChangeAspect="1"/>
+                  </wp:cNvGraphicFramePr>
+                  <a:graphic xmlns:a="http://schemas.openxmlformats.org/drawingml/2006/main">
+                    <a:graphicData uri="http://schemas.openxmlformats.org/drawingml/2006/picture">
+                      <pic:pic xmlns:pic="http://schemas.openxmlformats.org/drawingml/2006/picture">
+                        <pic:nvPicPr>
+                          <pic:cNvPr id="0" name="" descr=""/>
+                          <pic:cNvPicPr>
+                            <a:picLocks noChangeAspect="1" noChangeArrowheads="1"/>
+                          </pic:cNvPicPr>
+                        </pic:nvPicPr>
+                        <pic:blipFill>
+                          <a:blip r:embed="rId24" cstate="none"/>
+                          <a:srcRect/>
+                          <a:stretch>
+                            <a:fillRect/>
+                          </a:stretch>
+                        </pic:blipFill>
+                        <pic:spPr bwMode="auto">
+                          <a:xfrm>
+                            <a:off x="0" y="0"/>
+                            <a:ext cx="1828800" cy="3962400"/>
+                          </a:xfrm>
+                          <a:prstGeom prst="rect">
+                            <a:avLst/>
+                          </a:prstGeom>
+                        </pic:spPr>
+                      </pic:pic>
+                    </a:graphicData>
+                  </a:graphic>
+                </wp:inline>
+              </w:drawing>
+            </w:r>
+          </w:p>
+          <w:p>
+            <w:pPr>
+              <w:spacing w:after="200" w:line="320"/>
+              <w:jc w:val="center"/>
+            </w:pPr>
+            <w:r>
+              <w:rPr>
+                <w:rFonts w:ascii="Malgun Gothic" w:cs="Malgun Gothic" w:eastAsia="Malgun Gothic" w:hAnsi="Malgun Gothic"/>
+                <w:color w:val="6F7480"/>
+                <w:sz w:val="18"/>
+                <w:szCs w:val="18"/>
+              </w:rPr>
+              <w:t xml:space="preserve">글자 크기 "크게"로 본 홈</w:t>
+            </w:r>
+          </w:p>
+        </w:tc>
+      </w:tr>
+    </w:tbl>
+    <w:p>
+      <w:pPr>
+        <w:pStyle w:val="Heading2"/>
+        <w:keepNext/>
+        <w:spacing w:after="100" w:before="240"/>
+      </w:pPr>
+      <w:r>
+        <w:rPr>
+          <w:rFonts w:ascii="Malgun Gothic" w:cs="Malgun Gothic" w:eastAsia="Malgun Gothic" w:hAnsi="Malgun Gothic"/>
+          <w:b/>
+          <w:bCs/>
+          <w:color w:val="2F5BEA"/>
+          <w:sz w:val="26"/>
+          <w:szCs w:val="26"/>
+        </w:rPr>
+        <w:t xml:space="preserve">앱 정보·진단</w:t>
+      </w:r>
+    </w:p>
+    <w:p>
+      <w:pPr>
+        <w:pStyle w:val="ListParagraph"/>
+        <w:numPr>
+          <w:ilvl w:val="0"/>
+          <w:numId w:val="6"/>
+        </w:numPr>
+        <w:spacing w:after="60" w:line="300"/>
+      </w:pPr>
+      <w:r>
+        <w:rPr>
+          <w:rFonts w:ascii="Malgun Gothic" w:cs="Malgun Gothic" w:eastAsia="Malgun Gothic" w:hAnsi="Malgun Gothic"/>
+          <w:color w:val="111318"/>
+          <w:sz w:val="22"/>
+          <w:szCs w:val="22"/>
+        </w:rPr>
+        <w:t xml:space="preserve">버전 확인, 문제 보내기. 이용약관·개인정보 처리방침도 여기서 다시 읽을 수 있어요.</w:t>
+      </w:r>
+    </w:p>
+    <w:p>
+      <w:pPr>
+        <w:pStyle w:val="ListParagraph"/>
+        <w:numPr>
+          <w:ilvl w:val="0"/>
+          <w:numId w:val="6"/>
+        </w:numPr>
+        <w:spacing w:after="60" w:line="300"/>
+      </w:pPr>
+      <w:r>
+        <w:rPr>
+          <w:rFonts w:ascii="Malgun Gothic" w:cs="Malgun Gothic" w:eastAsia="Malgun Gothic" w:hAnsi="Malgun Gothic"/>
+          <w:color w:val="111318"/>
+          <w:sz w:val="22"/>
+          <w:szCs w:val="22"/>
+        </w:rPr>
+        <w:t xml:space="preserve">더보기의 "학원 데이터 내려받기"로 학생·출결·공지·문의 전체를 파일(JSON) 하나로 받을 수 있습니다.</w:t>
+      </w:r>
+    </w:p>
+    <w:p>
+      <w:pPr>
+        <w:pStyle w:val="Heading1"/>
+        <w:keepNext/>
+        <w:spacing w:after="160" w:before="360"/>
+      </w:pPr>
+      <w:r>
+        <w:rPr>
+          <w:rFonts w:ascii="Malgun Gothic" w:cs="Malgun Gothic" w:eastAsia="Malgun Gothic" w:hAnsi="Malgun Gothic"/>
+          <w:b/>
+          <w:bCs/>
           <w:color w:val="111318"/>
           <w:sz w:val="34"/>
           <w:szCs w:val="34"/>
         </w:rPr>
-        <w:t xml:space="preserve">8. 자주 묻는 것</w:t>
+        <w:t xml:space="preserve">7. 학부모·학생은 무엇을 보나요</w:t>
+      </w:r>
+    </w:p>
+    <w:tbl>
+      <w:tblPr>
+        <w:tblW w:type="dxa" w:w="9360"/>
+        <w:tblBorders>
+          <w:top w:val="single" w:color="auto" w:sz="4"/>
+          <w:left w:val="single" w:color="auto" w:sz="4"/>
+          <w:bottom w:val="single" w:color="auto" w:sz="4"/>
+          <w:right w:val="single" w:color="auto" w:sz="4"/>
+          <w:insideH w:val="single" w:color="auto" w:sz="4"/>
+          <w:insideV w:val="single" w:color="auto" w:sz="4"/>
+        </w:tblBorders>
+      </w:tblPr>
+      <w:tblGrid>
+        <w:gridCol w:w="4680"/>
+        <w:gridCol w:w="4680"/>
+      </w:tblGrid>
+      <w:tr>
+        <w:trPr>
+          <w:cantSplit/>
+        </w:trPr>
+        <w:tc>
+          <w:tcPr>
+            <w:tcW w:type="dxa" w:w="4680"/>
+            <w:tcBorders>
+              <w:top w:val="none" w:color="FFFFFF" w:sz="0"/>
+              <w:left w:val="none" w:color="FFFFFF" w:sz="0"/>
+              <w:bottom w:val="none" w:color="FFFFFF" w:sz="0"/>
+              <w:right w:val="none" w:color="FFFFFF" w:sz="0"/>
+            </w:tcBorders>
+          </w:tcPr>
+          <w:p>
+            <w:pPr>
+              <w:keepNext w:val="false"/>
+              <w:spacing w:after="40" w:before="80"/>
+              <w:jc w:val="center"/>
+            </w:pPr>
+            <w:r>
+              <w:drawing>
+                <wp:inline distT="0" distB="0" distL="0" distR="0">
+                  <wp:extent cx="1828800" cy="3962400"/>
+                  <wp:effectExtent t="0" r="0" b="0" l="0"/>
+                  <wp:docPr id="1" name="" descr="" title=""/>
+                  <wp:cNvGraphicFramePr>
+                    <a:graphicFrameLocks xmlns:a="http://schemas.openxmlformats.org/drawingml/2006/main" noChangeAspect="1"/>
+                  </wp:cNvGraphicFramePr>
+                  <a:graphic xmlns:a="http://schemas.openxmlformats.org/drawingml/2006/main">
+                    <a:graphicData uri="http://schemas.openxmlformats.org/drawingml/2006/picture">
+                      <pic:pic xmlns:pic="http://schemas.openxmlformats.org/drawingml/2006/picture">
+                        <pic:nvPicPr>
+                          <pic:cNvPr id="0" name="" descr=""/>
+                          <pic:cNvPicPr>
+                            <a:picLocks noChangeAspect="1" noChangeArrowheads="1"/>
+                          </pic:cNvPicPr>
+                        </pic:nvPicPr>
+                        <pic:blipFill>
+                          <a:blip r:embed="rId25" cstate="none"/>
+                          <a:srcRect/>
+                          <a:stretch>
+                            <a:fillRect/>
+                          </a:stretch>
+                        </pic:blipFill>
+                        <pic:spPr bwMode="auto">
+                          <a:xfrm>
+                            <a:off x="0" y="0"/>
+                            <a:ext cx="1828800" cy="3962400"/>
+                          </a:xfrm>
+                          <a:prstGeom prst="rect">
+                            <a:avLst/>
+                          </a:prstGeom>
+                        </pic:spPr>
+                      </pic:pic>
+                    </a:graphicData>
+                  </a:graphic>
+                </wp:inline>
+              </w:drawing>
+            </w:r>
+          </w:p>
+          <w:p>
+            <w:pPr>
+              <w:spacing w:after="200" w:line="320"/>
+              <w:jc w:val="center"/>
+            </w:pPr>
+            <w:r>
+              <w:rPr>
+                <w:rFonts w:ascii="Malgun Gothic" w:cs="Malgun Gothic" w:eastAsia="Malgun Gothic" w:hAnsi="Malgun Gothic"/>
+                <w:color w:val="6F7480"/>
+                <w:sz w:val="18"/>
+                <w:szCs w:val="18"/>
+              </w:rPr>
+              <w:t xml:space="preserve">학부모 — 우리 아이</w:t>
+            </w:r>
+          </w:p>
+        </w:tc>
+        <w:tc>
+          <w:tcPr>
+            <w:tcW w:type="dxa" w:w="4680"/>
+            <w:tcBorders>
+              <w:top w:val="none" w:color="FFFFFF" w:sz="0"/>
+              <w:left w:val="none" w:color="FFFFFF" w:sz="0"/>
+              <w:bottom w:val="none" w:color="FFFFFF" w:sz="0"/>
+              <w:right w:val="none" w:color="FFFFFF" w:sz="0"/>
+            </w:tcBorders>
+          </w:tcPr>
+          <w:p>
+            <w:pPr>
+              <w:keepNext w:val="false"/>
+              <w:spacing w:after="40" w:before="80"/>
+              <w:jc w:val="center"/>
+            </w:pPr>
+            <w:r>
+              <w:drawing>
+                <wp:inline distT="0" distB="0" distL="0" distR="0">
+                  <wp:extent cx="1828800" cy="3962400"/>
+                  <wp:effectExtent t="0" r="0" b="0" l="0"/>
+                  <wp:docPr id="1" name="" descr="" title=""/>
+                  <wp:cNvGraphicFramePr>
+                    <a:graphicFrameLocks xmlns:a="http://schemas.openxmlformats.org/drawingml/2006/main" noChangeAspect="1"/>
+                  </wp:cNvGraphicFramePr>
+                  <a:graphic xmlns:a="http://schemas.openxmlformats.org/drawingml/2006/main">
+                    <a:graphicData uri="http://schemas.openxmlformats.org/drawingml/2006/picture">
+                      <pic:pic xmlns:pic="http://schemas.openxmlformats.org/drawingml/2006/picture">
+                        <pic:nvPicPr>
+                          <pic:cNvPr id="0" name="" descr=""/>
+                          <pic:cNvPicPr>
+                            <a:picLocks noChangeAspect="1" noChangeArrowheads="1"/>
+                          </pic:cNvPicPr>
+                        </pic:nvPicPr>
+                        <pic:blipFill>
+                          <a:blip r:embed="rId26" cstate="none"/>
+                          <a:srcRect/>
+                          <a:stretch>
+                            <a:fillRect/>
+                          </a:stretch>
+                        </pic:blipFill>
+                        <pic:spPr bwMode="auto">
+                          <a:xfrm>
+                            <a:off x="0" y="0"/>
+                            <a:ext cx="1828800" cy="3962400"/>
+                          </a:xfrm>
+                          <a:prstGeom prst="rect">
+                            <a:avLst/>
+                          </a:prstGeom>
+                        </pic:spPr>
+                      </pic:pic>
+                    </a:graphicData>
+                  </a:graphic>
+                </wp:inline>
+              </w:drawing>
+            </w:r>
+          </w:p>
+          <w:p>
+            <w:pPr>
+              <w:spacing w:after="200" w:line="320"/>
+              <w:jc w:val="center"/>
+            </w:pPr>
+            <w:r>
+              <w:rPr>
+                <w:rFonts w:ascii="Malgun Gothic" w:cs="Malgun Gothic" w:eastAsia="Malgun Gothic" w:hAnsi="Malgun Gothic"/>
+                <w:color w:val="6F7480"/>
+                <w:sz w:val="18"/>
+                <w:szCs w:val="18"/>
+              </w:rPr>
+              <w:t xml:space="preserve">학생 — 나</w:t>
+            </w:r>
+          </w:p>
+        </w:tc>
+      </w:tr>
+    </w:tbl>
+    <w:p>
+      <w:pPr>
+        <w:pStyle w:val="ListParagraph"/>
+        <w:numPr>
+          <w:ilvl w:val="0"/>
+          <w:numId w:val="6"/>
+        </w:numPr>
+        <w:spacing w:after="60" w:line="300"/>
+      </w:pPr>
+      <w:r>
+        <w:rPr>
+          <w:rFonts w:ascii="Malgun Gothic" w:cs="Malgun Gothic" w:eastAsia="Malgun Gothic" w:hAnsi="Malgun Gothic"/>
+          <w:color w:val="111318"/>
+          <w:sz w:val="22"/>
+          <w:szCs w:val="22"/>
+        </w:rPr>
+        <w:t xml:space="preserve">학부모: 다음 수업, 이번 주 출결, 이번 달 수강료, 할 것, 최근 공지, 미리 알린 결석. "결석 미리 알리기"로 결석을 미리 보냅니다.</w:t>
+      </w:r>
+    </w:p>
+    <w:p>
+      <w:pPr>
+        <w:pStyle w:val="ListParagraph"/>
+        <w:numPr>
+          <w:ilvl w:val="0"/>
+          <w:numId w:val="6"/>
+        </w:numPr>
+        <w:spacing w:after="60" w:line="300"/>
+      </w:pPr>
+      <w:r>
+        <w:rPr>
+          <w:rFonts w:ascii="Malgun Gothic" w:cs="Malgun Gothic" w:eastAsia="Malgun Gothic" w:hAnsi="Malgun Gothic"/>
+          <w:color w:val="111318"/>
+          <w:sz w:val="22"/>
+          <w:szCs w:val="22"/>
+        </w:rPr>
+        <w:t xml:space="preserve">학생: 할 것을 직접 체크하고, 다음 수업과 이번 주 출결을 봅니다.</w:t>
+      </w:r>
+    </w:p>
+    <w:p>
+      <w:pPr>
+        <w:pStyle w:val="ListParagraph"/>
+        <w:numPr>
+          <w:ilvl w:val="0"/>
+          <w:numId w:val="6"/>
+        </w:numPr>
+        <w:spacing w:after="60" w:line="300"/>
+      </w:pPr>
+      <w:r>
+        <w:rPr>
+          <w:rFonts w:ascii="Malgun Gothic" w:cs="Malgun Gothic" w:eastAsia="Malgun Gothic" w:hAnsi="Malgun Gothic"/>
+          <w:color w:val="111318"/>
+          <w:sz w:val="22"/>
+          <w:szCs w:val="22"/>
+        </w:rPr>
+        <w:t xml:space="preserve">학부모·학생은 각자 자기 번호로 들어옵니다. 자녀가 둘이면 아이를 바꿔 볼 수 있어요.</w:t>
+      </w:r>
+    </w:p>
+    <w:p>
+      <w:pPr>
+        <w:pStyle w:val="ListParagraph"/>
+        <w:numPr>
+          <w:ilvl w:val="0"/>
+          <w:numId w:val="6"/>
+        </w:numPr>
+        <w:spacing w:after="60" w:line="300"/>
+      </w:pPr>
+      <w:r>
+        <w:rPr>
+          <w:rFonts w:ascii="Malgun Gothic" w:cs="Malgun Gothic" w:eastAsia="Malgun Gothic" w:hAnsi="Malgun Gothic"/>
+          <w:b/>
+          <w:bCs/>
+          <w:color w:val="111318"/>
+          <w:sz w:val="22"/>
+          <w:szCs w:val="22"/>
+        </w:rPr>
+        <w:t xml:space="preserve">주간 요약</w:t>
+      </w:r>
+      <w:r>
+        <w:rPr>
+          <w:rFonts w:ascii="Malgun Gothic" w:cs="Malgun Gothic" w:eastAsia="Malgun Gothic" w:hAnsi="Malgun Gothic"/>
+          <w:color w:val="111318"/>
+          <w:sz w:val="22"/>
+          <w:szCs w:val="22"/>
+        </w:rPr>
+        <w:t xml:space="preserve"> — 학부모는 매주 한 번(기본 금요일 저녁) "이번 주 ○○ 요약" 알림을 받습니다. 내용은 출석·지각·결석 수, 숙제 n/m, 다음 수업 한 줄입니다. 학부모가 원하지 않으면 자기 알림 설정에서 "주간 요약 받기"를 끌 수 있어요.</w:t>
+      </w:r>
+    </w:p>
+    <w:p>
+      <w:pPr>
+        <w:pStyle w:val="ListParagraph"/>
+        <w:numPr>
+          <w:ilvl w:val="0"/>
+          <w:numId w:val="6"/>
+        </w:numPr>
+        <w:spacing w:after="60" w:line="300"/>
+      </w:pPr>
+      <w:r>
+        <w:rPr>
+          <w:rFonts w:ascii="Malgun Gothic" w:cs="Malgun Gothic" w:eastAsia="Malgun Gothic" w:hAnsi="Malgun Gothic"/>
+          <w:color w:val="111318"/>
+          <w:sz w:val="22"/>
+          <w:szCs w:val="22"/>
+        </w:rPr>
+        <w:t xml:space="preserve">학부모·학생도 알림 설정에서 글자 크기와 테마를 바꿀 수 있습니다.</w:t>
+      </w:r>
+    </w:p>
+    <w:p>
+      <w:pPr>
+        <w:pStyle w:val="Heading1"/>
+        <w:keepNext/>
+        <w:spacing w:after="160" w:before="360"/>
+      </w:pPr>
+      <w:r>
+        <w:rPr>
+          <w:rFonts w:ascii="Malgun Gothic" w:cs="Malgun Gothic" w:eastAsia="Malgun Gothic" w:hAnsi="Malgun Gothic"/>
+          <w:b/>
+          <w:bCs/>
+          <w:color w:val="111318"/>
+          <w:sz w:val="34"/>
+          <w:szCs w:val="34"/>
+        </w:rPr>
+        <w:t xml:space="preserve">8. BRIGHT 운영자에게 요청할 것</w:t>
+      </w:r>
+    </w:p>
+    <w:p>
+      <w:pPr>
+        <w:spacing w:after="120" w:line="320"/>
+      </w:pPr>
+      <w:r>
+        <w:rPr>
+          <w:rFonts w:ascii="Malgun Gothic" w:cs="Malgun Gothic" w:eastAsia="Malgun Gothic" w:hAnsi="Malgun Gothic"/>
+          <w:color w:val="111318"/>
+          <w:sz w:val="22"/>
+          <w:szCs w:val="22"/>
+        </w:rPr>
+        <w:t xml:space="preserve">다음 일은 원장님 화면이 아니라 BRIGHT 운영자 화면에서 처리합니다. 필요하면 운영자에게 카톡으로 말씀해 주세요.</w:t>
+      </w:r>
+    </w:p>
+    <w:p>
+      <w:pPr>
+        <w:pStyle w:val="ListParagraph"/>
+        <w:numPr>
+          <w:ilvl w:val="0"/>
+          <w:numId w:val="6"/>
+        </w:numPr>
+        <w:spacing w:after="60" w:line="300"/>
+      </w:pPr>
+      <w:r>
+        <w:rPr>
+          <w:rFonts w:ascii="Malgun Gothic" w:cs="Malgun Gothic" w:eastAsia="Malgun Gothic" w:hAnsi="Malgun Gothic"/>
+          <w:color w:val="111318"/>
+          <w:sz w:val="22"/>
+          <w:szCs w:val="22"/>
+        </w:rPr>
+        <w:t xml:space="preserve">학원 개설, 원장님 초대 링크(7일이 지났거나 잃어버렸으면 다시 만들기)</w:t>
+      </w:r>
+    </w:p>
+    <w:p>
+      <w:pPr>
+        <w:pStyle w:val="ListParagraph"/>
+        <w:numPr>
+          <w:ilvl w:val="0"/>
+          <w:numId w:val="6"/>
+        </w:numPr>
+        <w:spacing w:after="60" w:line="300"/>
+      </w:pPr>
+      <w:r>
+        <w:rPr>
+          <w:rFonts w:ascii="Malgun Gothic" w:cs="Malgun Gothic" w:eastAsia="Malgun Gothic" w:hAnsi="Malgun Gothic"/>
+          <w:color w:val="111318"/>
+          <w:sz w:val="22"/>
+          <w:szCs w:val="22"/>
+        </w:rPr>
+        <w:t xml:space="preserve">문자·알림톡 발신키 등록(대행사 연결)</w:t>
+      </w:r>
+    </w:p>
+    <w:p>
+      <w:pPr>
+        <w:pStyle w:val="ListParagraph"/>
+        <w:numPr>
+          <w:ilvl w:val="0"/>
+          <w:numId w:val="6"/>
+        </w:numPr>
+        <w:spacing w:after="60" w:line="300"/>
+      </w:pPr>
+      <w:r>
+        <w:rPr>
+          <w:rFonts w:ascii="Malgun Gothic" w:cs="Malgun Gothic" w:eastAsia="Malgun Gothic" w:hAnsi="Malgun Gothic"/>
+          <w:color w:val="111318"/>
+          <w:sz w:val="22"/>
+          <w:szCs w:val="22"/>
+        </w:rPr>
+        <w:t xml:space="preserve">이용 정지와 해제, 학원을 나갈 때 이관용 데이터 내려받기와 학원 삭제(평소 데이터 내려받기는 원장님도 더보기에서 직접 할 수 있어요)</w:t>
+      </w:r>
+    </w:p>
+    <w:p>
+      <w:pPr>
+        <w:pStyle w:val="Heading1"/>
+        <w:keepNext/>
+        <w:spacing w:after="160" w:before="360"/>
+      </w:pPr>
+      <w:r>
+        <w:rPr>
+          <w:rFonts w:ascii="Malgun Gothic" w:cs="Malgun Gothic" w:eastAsia="Malgun Gothic" w:hAnsi="Malgun Gothic"/>
+          <w:b/>
+          <w:bCs/>
+          <w:color w:val="111318"/>
+          <w:sz w:val="34"/>
+          <w:szCs w:val="34"/>
+        </w:rPr>
+        <w:t xml:space="preserve">9. 자주 묻는 것</w:t>
       </w:r>
     </w:p>
     <w:tbl>
@@ -2616,6 +3906,9 @@
         <w:gridCol w:w="6760"/>
       </w:tblGrid>
       <w:tr>
+        <w:trPr>
+          <w:cantSplit/>
+        </w:trPr>
         <w:tc>
           <w:tcPr>
             <w:tcW w:type="dxa" w:w="2600"/>
@@ -2668,6 +3961,9 @@
         </w:tc>
       </w:tr>
       <w:tr>
+        <w:trPr>
+          <w:cantSplit/>
+        </w:trPr>
         <w:tc>
           <w:tcPr>
             <w:tcW w:type="dxa" w:w="2600"/>
@@ -2718,6 +4014,9 @@
         </w:tc>
       </w:tr>
       <w:tr>
+        <w:trPr>
+          <w:cantSplit/>
+        </w:trPr>
         <w:tc>
           <w:tcPr>
             <w:tcW w:type="dxa" w:w="2600"/>
@@ -2768,6 +4067,9 @@
         </w:tc>
       </w:tr>
       <w:tr>
+        <w:trPr>
+          <w:cantSplit/>
+        </w:trPr>
         <w:tc>
           <w:tcPr>
             <w:tcW w:type="dxa" w:w="2600"/>
@@ -2818,6 +4120,9 @@
         </w:tc>
       </w:tr>
       <w:tr>
+        <w:trPr>
+          <w:cantSplit/>
+        </w:trPr>
         <w:tc>
           <w:tcPr>
             <w:tcW w:type="dxa" w:w="2600"/>
@@ -2868,6 +4173,9 @@
         </w:tc>
       </w:tr>
       <w:tr>
+        <w:trPr>
+          <w:cantSplit/>
+        </w:trPr>
         <w:tc>
           <w:tcPr>
             <w:tcW w:type="dxa" w:w="2600"/>
@@ -2912,12 +4220,15 @@
                 <w:sz w:val="20"/>
                 <w:szCs w:val="20"/>
               </w:rPr>
-              <w:t xml:space="preserve">공지를 지우면 관련 알림도 함께 지워집니다. 이미 카톡·푸시로 나간 것은 되돌릴 수 없으니 정정 공지를 올려 주세요.</w:t>
+              <w:t xml:space="preserve">공지를 지우면 관련 알림도 함께 지워집니다. 이미 카톡·푸시로 나간 것은 되돌릴 수 없으니 정정 공지를 올려 주세요. 예약 공지는 나가기 전에 지우면 아무에게도 가지 않습니다.</w:t>
             </w:r>
           </w:p>
         </w:tc>
       </w:tr>
       <w:tr>
+        <w:trPr>
+          <w:cantSplit/>
+        </w:trPr>
         <w:tc>
           <w:tcPr>
             <w:tcW w:type="dxa" w:w="2600"/>
@@ -2968,6 +4279,9 @@
         </w:tc>
       </w:tr>
       <w:tr>
+        <w:trPr>
+          <w:cantSplit/>
+        </w:trPr>
         <w:tc>
           <w:tcPr>
             <w:tcW w:type="dxa" w:w="2600"/>
@@ -2988,7 +4302,7 @@
                 <w:sz w:val="20"/>
                 <w:szCs w:val="20"/>
               </w:rPr>
-              <w:t xml:space="preserve">어두운 화면으로 보고 싶어요</w:t>
+              <w:t xml:space="preserve">글자가 작아요 · 어두운 화면으로 보고 싶어요</w:t>
             </w:r>
           </w:p>
         </w:tc>
@@ -3012,12 +4326,15 @@
                 <w:sz w:val="20"/>
                 <w:szCs w:val="20"/>
               </w:rPr>
-              <w:t xml:space="preserve">폰의 다크 모드를 켜면 앱도 따라갑니다.</w:t>
+              <w:t xml:space="preserve">더보기 → 알림 설정 → 화면에서 글자 크기 "크게", 테마 "어둡게"를 고르세요. 테마 "기기 따라"가 기본이라 폰의 다크 모드를 켜면 앱도 따라갑니다.</w:t>
             </w:r>
           </w:p>
         </w:tc>
       </w:tr>
       <w:tr>
+        <w:trPr>
+          <w:cantSplit/>
+        </w:trPr>
         <w:tc>
           <w:tcPr>
             <w:tcW w:type="dxa" w:w="2600"/>
@@ -3071,6 +4388,7 @@
     <w:p>
       <w:pPr>
         <w:pStyle w:val="Heading1"/>
+        <w:keepNext/>
         <w:spacing w:after="160" w:before="360"/>
       </w:pPr>
       <w:r>
@@ -3082,7 +4400,7 @@
           <w:sz w:val="34"/>
           <w:szCs w:val="34"/>
         </w:rPr>
-        <w:t xml:space="preserve">9. 도움이 필요할 때</w:t>
+        <w:t xml:space="preserve">10. 도움이 필요할 때</w:t>
       </w:r>
     </w:p>
     <w:p>
@@ -3096,7 +4414,7 @@
           <w:sz w:val="22"/>
           <w:szCs w:val="22"/>
         </w:rPr>
-        <w:t xml:space="preserve">더보기 → 앱 정보·진단 → "문제 보내기"로 화면과 함께 보내 주시면 확인합니다. 운영자에게 카톡으로 말씀 주셔도 됩니다.</w:t>
+        <w:t xml:space="preserve">더보기 → 앱 정보·진단 → "문제 보내기"로 화면과 함께 보내 주시면 확인합니다. BRIGHT 운영자에게 카톡으로 말씀 주셔도 됩니다.</w:t>
       </w:r>
     </w:p>
     <w:p>
